--- a/tools/report_metodologi/bab_6/Metodologi_Bab6_Pulau_Audit_D3TLH_Compact.docx
+++ b/tools/report_metodologi/bab_6/Metodologi_Bab6_Pulau_Audit_D3TLH_Compact.docx
@@ -521,7 +521,7 @@
           <w:color w:val="222222"/>
           <w:sz w:val="17"/>
         </w:rPr>
-        <w:t xml:space="preserve">Seluruh parameter bio-fisik cerobong, neraca kualitas perairan, kerusakan tutupan lahan, kerentanan hak sosial, hingga instrumen pembatasan izin dioperasionalkan secara terstruktur ke dalam </w:t>
+        <w:t xml:space="preserve">Merujuk pada Tabel Verifikasi Threshold model evaluasi D3TLH, seluruh parameter bio-fisik cerobong, neraca perairan, kerusakan tutupan lahan, kerentanan hak sosial, hingga instrumen veto perizinan dioperasionalkan secara terstruktur ke dalam </w:t>
       </w:r>
       <w:r>
         <w:rPr>
@@ -531,7 +531,7 @@
           <w:color w:val="222222"/>
           <w:sz w:val="17"/>
         </w:rPr>
-        <w:t>indikator riset empiris</w:t>
+        <w:t>20 indikator riset empiris terverifikasi</w:t>
       </w:r>
       <w:r>
         <w:rPr>
@@ -777,7 +777,7 @@
                 <w:color w:val="222222"/>
                 <w:sz w:val="15"/>
               </w:rPr>
-              <w:t>1</w:t>
+              <w:t>1a</w:t>
             </w:r>
           </w:p>
         </w:tc>
@@ -812,7 +812,7 @@
                 <w:color w:val="222222"/>
                 <w:sz w:val="15"/>
               </w:rPr>
-              <w:t>Kapasitas Emisi PLTU Captive</w:t>
+              <w:t>Kapasitas PLTU Captive (Udara 1a)</w:t>
             </w:r>
           </w:p>
         </w:tc>
@@ -917,7 +917,7 @@
                 <w:color w:val="222222"/>
                 <w:sz w:val="15"/>
               </w:rPr>
-              <w:t>Global Energy Monitor (GEM)</w:t>
+              <w:t>Global Energy Monitor (GEM 2023)</w:t>
             </w:r>
           </w:p>
         </w:tc>
@@ -954,7 +954,7 @@
                 <w:color w:val="222222"/>
                 <w:sz w:val="15"/>
               </w:rPr>
-              <w:t>2</w:t>
+              <w:t>1b</w:t>
             </w:r>
           </w:p>
         </w:tc>
@@ -989,7 +989,7 @@
                 <w:color w:val="222222"/>
                 <w:sz w:val="15"/>
               </w:rPr>
-              <w:t>Densitas Polutan NO2 Satelit</w:t>
+              <w:t>Polusi NO2 Satelit TROPOMI (Udara 1b)</w:t>
             </w:r>
           </w:p>
         </w:tc>
@@ -1024,7 +1024,7 @@
                 <w:color w:val="222222"/>
                 <w:sz w:val="15"/>
               </w:rPr>
-              <w:t>Konsentrasi Troposferik Gas NO2 Atmosfer</w:t>
+              <w:t>Densitas Kolom Troposferik Gas NO2 Atmosfer</w:t>
             </w:r>
           </w:p>
         </w:tc>
@@ -1094,7 +1094,7 @@
                 <w:color w:val="222222"/>
                 <w:sz w:val="15"/>
               </w:rPr>
-              <w:t>Satelit Sentinel-5P TROPOMI</w:t>
+              <w:t>Copernicus Sentinel-5P (NASA/ESA)</w:t>
             </w:r>
           </w:p>
         </w:tc>
@@ -1131,7 +1131,7 @@
                 <w:color w:val="222222"/>
                 <w:sz w:val="15"/>
               </w:rPr>
-              <w:t>3</w:t>
+              <w:t>2</w:t>
             </w:r>
           </w:p>
         </w:tc>
@@ -1166,7 +1166,7 @@
                 <w:color w:val="222222"/>
                 <w:sz w:val="15"/>
               </w:rPr>
-              <w:t>Rasio Morbiditas ISPA (IRR)</w:t>
+              <w:t>Rasio Morbiditas ISPA (Udara 2)</w:t>
             </w:r>
           </w:p>
         </w:tc>
@@ -1201,7 +1201,7 @@
                 <w:color w:val="222222"/>
                 <w:sz w:val="15"/>
               </w:rPr>
-              <w:t>Anomali Morbiditas Saluran Pernapasan Warga</w:t>
+              <w:t>Anomali Morbiditas Saluran Pernapasan (IRR)</w:t>
             </w:r>
           </w:p>
         </w:tc>
@@ -1271,7 +1271,7 @@
                 <w:color w:val="222222"/>
                 <w:sz w:val="15"/>
               </w:rPr>
-              <w:t>Kemenkes RI &amp; Profil Dinkes</w:t>
+              <w:t>Kemenkes RI &amp; WHO EHC 6</w:t>
             </w:r>
           </w:p>
         </w:tc>
@@ -1308,7 +1308,7 @@
                 <w:color w:val="222222"/>
                 <w:sz w:val="15"/>
               </w:rPr>
-              <w:t>4</w:t>
+              <w:t>3</w:t>
             </w:r>
           </w:p>
         </w:tc>
@@ -1343,7 +1343,7 @@
                 <w:color w:val="222222"/>
                 <w:sz w:val="15"/>
               </w:rPr>
-              <w:t>Status Mutu Air Sungai (IKA)</w:t>
+              <w:t>Proporsi Timbulan Limbah B3 (Udara 3)</w:t>
             </w:r>
           </w:p>
         </w:tc>
@@ -1378,7 +1378,7 @@
                 <w:color w:val="222222"/>
                 <w:sz w:val="15"/>
               </w:rPr>
-              <w:t>Kondisi Baku Mutu Perairan Regional Pulau</w:t>
+              <w:t>Beban Residu B3 terhadap Agregat Nasional</w:t>
             </w:r>
           </w:p>
         </w:tc>
@@ -1413,7 +1413,7 @@
                 <w:color w:val="222222"/>
                 <w:sz w:val="15"/>
               </w:rPr>
-              <w:t>Poin Indeks (0–100)</w:t>
+              <w:t>Persen (%)</w:t>
             </w:r>
           </w:p>
         </w:tc>
@@ -1448,7 +1448,7 @@
                 <w:color w:val="222222"/>
                 <w:sz w:val="15"/>
               </w:rPr>
-              <w:t>Ditjen PPKL KLHK (IKLH)</w:t>
+              <w:t>Laporan Kinerja Ditjen PSLB3 KLHK</w:t>
             </w:r>
           </w:p>
         </w:tc>
@@ -1485,7 +1485,7 @@
                 <w:color w:val="222222"/>
                 <w:sz w:val="15"/>
               </w:rPr>
-              <w:t>5</w:t>
+              <w:t>4</w:t>
             </w:r>
           </w:p>
         </w:tc>
@@ -1520,7 +1520,7 @@
                 <w:color w:val="222222"/>
                 <w:sz w:val="15"/>
               </w:rPr>
-              <w:t>Beban Timbulan Tailing &amp; Slag B3</w:t>
+              <w:t>Defisit Emisi Karbon CO2 (Udara 4)</w:t>
             </w:r>
           </w:p>
         </w:tc>
@@ -1555,7 +1555,715 @@
                 <w:color w:val="222222"/>
                 <w:sz w:val="15"/>
               </w:rPr>
-              <w:t>Akumulasi Limbah Pirometalurgi &amp; HPAL</w:t>
+              <w:t>Pelepasan Karbon Deforestasi vs Target NDC</w:t>
+            </w:r>
+          </w:p>
+        </w:tc>
+        <w:tc>
+          <w:tcPr>
+            <w:tcW w:type="dxa" w:w="1247"/>
+            <w:vAlign w:val="center"/>
+            <w:shd w:val="clear" w:color="auto" w:fill="F9FBF9"/>
+            <w:tcMar>
+              <w:top w:w="40" w:type="dxa"/>
+              <w:bottom w:w="40" w:type="dxa"/>
+              <w:left w:w="80" w:type="dxa"/>
+              <w:right w:w="80" w:type="dxa"/>
+            </w:tcMar>
+            <w:tcBorders>
+              <w:top w:val="single" w:sz="4" w:color="D0D7DE" w:space="0"/>
+              <w:left w:val="single" w:sz="4" w:color="D0D7DE" w:space="0"/>
+              <w:bottom w:val="single" w:sz="4" w:color="D0D7DE" w:space="0"/>
+              <w:right w:val="single" w:sz="4" w:color="D0D7DE" w:space="0"/>
+            </w:tcBorders>
+          </w:tcPr>
+          <w:p>
+            <w:pPr>
+              <w:spacing w:before="20" w:after="20"/>
+              <w:jc w:val="center"/>
+            </w:pPr>
+            <w:r>
+              <w:rPr>
+                <w:rFonts w:ascii="Calibri" w:hAnsi="Calibri"/>
+                <w:b w:val="0"/>
+                <w:i w:val="0"/>
+                <w:color w:val="222222"/>
+                <w:sz w:val="15"/>
+              </w:rPr>
+              <w:t>Juta Ton CO2e</w:t>
+            </w:r>
+          </w:p>
+        </w:tc>
+        <w:tc>
+          <w:tcPr>
+            <w:tcW w:type="dxa" w:w="2835"/>
+            <w:vAlign w:val="center"/>
+            <w:shd w:val="clear" w:color="auto" w:fill="F9FBF9"/>
+            <w:tcMar>
+              <w:top w:w="40" w:type="dxa"/>
+              <w:bottom w:w="40" w:type="dxa"/>
+              <w:left w:w="80" w:type="dxa"/>
+              <w:right w:w="80" w:type="dxa"/>
+            </w:tcMar>
+            <w:tcBorders>
+              <w:top w:val="single" w:sz="4" w:color="D0D7DE" w:space="0"/>
+              <w:left w:val="single" w:sz="4" w:color="D0D7DE" w:space="0"/>
+              <w:bottom w:val="single" w:sz="4" w:color="D0D7DE" w:space="0"/>
+              <w:right w:val="single" w:sz="4" w:color="D0D7DE" w:space="0"/>
+            </w:tcBorders>
+          </w:tcPr>
+          <w:p>
+            <w:pPr>
+              <w:spacing w:before="20" w:after="20"/>
+              <w:jc w:val="left"/>
+            </w:pPr>
+            <w:r>
+              <w:rPr>
+                <w:rFonts w:ascii="Calibri" w:hAnsi="Calibri"/>
+                <w:b w:val="0"/>
+                <w:i w:val="0"/>
+                <w:color w:val="222222"/>
+                <w:sz w:val="15"/>
+              </w:rPr>
+              <w:t>GFW &amp; SK MenLHK 168/2022 (FOLU)</w:t>
+            </w:r>
+          </w:p>
+        </w:tc>
+      </w:tr>
+      <w:tr>
+        <w:tc>
+          <w:tcPr>
+            <w:tcW w:type="dxa" w:w="454"/>
+            <w:vAlign w:val="center"/>
+            <w:shd w:val="clear" w:color="auto" w:fill="FFFFFF"/>
+            <w:tcMar>
+              <w:top w:w="40" w:type="dxa"/>
+              <w:bottom w:w="40" w:type="dxa"/>
+              <w:left w:w="80" w:type="dxa"/>
+              <w:right w:w="80" w:type="dxa"/>
+            </w:tcMar>
+            <w:tcBorders>
+              <w:top w:val="single" w:sz="4" w:color="D0D7DE" w:space="0"/>
+              <w:left w:val="single" w:sz="4" w:color="D0D7DE" w:space="0"/>
+              <w:bottom w:val="single" w:sz="4" w:color="D0D7DE" w:space="0"/>
+              <w:right w:val="single" w:sz="4" w:color="D0D7DE" w:space="0"/>
+            </w:tcBorders>
+          </w:tcPr>
+          <w:p>
+            <w:pPr>
+              <w:spacing w:before="20" w:after="20"/>
+              <w:jc w:val="center"/>
+            </w:pPr>
+            <w:r>
+              <w:rPr>
+                <w:rFonts w:ascii="Calibri" w:hAnsi="Calibri"/>
+                <w:b w:val="0"/>
+                <w:i w:val="0"/>
+                <w:color w:val="222222"/>
+                <w:sz w:val="15"/>
+              </w:rPr>
+              <w:t>5</w:t>
+            </w:r>
+          </w:p>
+        </w:tc>
+        <w:tc>
+          <w:tcPr>
+            <w:tcW w:type="dxa" w:w="2551"/>
+            <w:vAlign w:val="center"/>
+            <w:shd w:val="clear" w:color="auto" w:fill="FFFFFF"/>
+            <w:tcMar>
+              <w:top w:w="40" w:type="dxa"/>
+              <w:bottom w:w="40" w:type="dxa"/>
+              <w:left w:w="80" w:type="dxa"/>
+              <w:right w:w="80" w:type="dxa"/>
+            </w:tcMar>
+            <w:tcBorders>
+              <w:top w:val="single" w:sz="4" w:color="D0D7DE" w:space="0"/>
+              <w:left w:val="single" w:sz="4" w:color="D0D7DE" w:space="0"/>
+              <w:bottom w:val="single" w:sz="4" w:color="D0D7DE" w:space="0"/>
+              <w:right w:val="single" w:sz="4" w:color="D0D7DE" w:space="0"/>
+            </w:tcBorders>
+          </w:tcPr>
+          <w:p>
+            <w:pPr>
+              <w:spacing w:before="20" w:after="20"/>
+              <w:jc w:val="left"/>
+            </w:pPr>
+            <w:r>
+              <w:rPr>
+                <w:rFonts w:ascii="Calibri" w:hAnsi="Calibri"/>
+                <w:b w:val="0"/>
+                <w:i w:val="0"/>
+                <w:color w:val="222222"/>
+                <w:sz w:val="15"/>
+              </w:rPr>
+              <w:t>Kualitas Air IKA &amp; Cr6+ (Air 1)</w:t>
+            </w:r>
+          </w:p>
+        </w:tc>
+        <w:tc>
+          <w:tcPr>
+            <w:tcW w:type="dxa" w:w="2551"/>
+            <w:vAlign w:val="center"/>
+            <w:shd w:val="clear" w:color="auto" w:fill="FFFFFF"/>
+            <w:tcMar>
+              <w:top w:w="40" w:type="dxa"/>
+              <w:bottom w:w="40" w:type="dxa"/>
+              <w:left w:w="80" w:type="dxa"/>
+              <w:right w:w="80" w:type="dxa"/>
+            </w:tcMar>
+            <w:tcBorders>
+              <w:top w:val="single" w:sz="4" w:color="D0D7DE" w:space="0"/>
+              <w:left w:val="single" w:sz="4" w:color="D0D7DE" w:space="0"/>
+              <w:bottom w:val="single" w:sz="4" w:color="D0D7DE" w:space="0"/>
+              <w:right w:val="single" w:sz="4" w:color="D0D7DE" w:space="0"/>
+            </w:tcBorders>
+          </w:tcPr>
+          <w:p>
+            <w:pPr>
+              <w:spacing w:before="20" w:after="20"/>
+              <w:jc w:val="left"/>
+            </w:pPr>
+            <w:r>
+              <w:rPr>
+                <w:rFonts w:ascii="Calibri" w:hAnsi="Calibri"/>
+                <w:b w:val="0"/>
+                <w:i w:val="0"/>
+                <w:color w:val="222222"/>
+                <w:sz w:val="15"/>
+              </w:rPr>
+              <w:t>Status Mutu Air Sungai &amp; Paparan Logam Berat</w:t>
+            </w:r>
+          </w:p>
+        </w:tc>
+        <w:tc>
+          <w:tcPr>
+            <w:tcW w:type="dxa" w:w="1247"/>
+            <w:vAlign w:val="center"/>
+            <w:shd w:val="clear" w:color="auto" w:fill="FFFFFF"/>
+            <w:tcMar>
+              <w:top w:w="40" w:type="dxa"/>
+              <w:bottom w:w="40" w:type="dxa"/>
+              <w:left w:w="80" w:type="dxa"/>
+              <w:right w:w="80" w:type="dxa"/>
+            </w:tcMar>
+            <w:tcBorders>
+              <w:top w:val="single" w:sz="4" w:color="D0D7DE" w:space="0"/>
+              <w:left w:val="single" w:sz="4" w:color="D0D7DE" w:space="0"/>
+              <w:bottom w:val="single" w:sz="4" w:color="D0D7DE" w:space="0"/>
+              <w:right w:val="single" w:sz="4" w:color="D0D7DE" w:space="0"/>
+            </w:tcBorders>
+          </w:tcPr>
+          <w:p>
+            <w:pPr>
+              <w:spacing w:before="20" w:after="20"/>
+              <w:jc w:val="center"/>
+            </w:pPr>
+            <w:r>
+              <w:rPr>
+                <w:rFonts w:ascii="Calibri" w:hAnsi="Calibri"/>
+                <w:b w:val="0"/>
+                <w:i w:val="0"/>
+                <w:color w:val="222222"/>
+                <w:sz w:val="15"/>
+              </w:rPr>
+              <w:t>Poin &amp; mg/L</w:t>
+            </w:r>
+          </w:p>
+        </w:tc>
+        <w:tc>
+          <w:tcPr>
+            <w:tcW w:type="dxa" w:w="2835"/>
+            <w:vAlign w:val="center"/>
+            <w:shd w:val="clear" w:color="auto" w:fill="FFFFFF"/>
+            <w:tcMar>
+              <w:top w:w="40" w:type="dxa"/>
+              <w:bottom w:w="40" w:type="dxa"/>
+              <w:left w:w="80" w:type="dxa"/>
+              <w:right w:w="80" w:type="dxa"/>
+            </w:tcMar>
+            <w:tcBorders>
+              <w:top w:val="single" w:sz="4" w:color="D0D7DE" w:space="0"/>
+              <w:left w:val="single" w:sz="4" w:color="D0D7DE" w:space="0"/>
+              <w:bottom w:val="single" w:sz="4" w:color="D0D7DE" w:space="0"/>
+              <w:right w:val="single" w:sz="4" w:color="D0D7DE" w:space="0"/>
+            </w:tcBorders>
+          </w:tcPr>
+          <w:p>
+            <w:pPr>
+              <w:spacing w:before="20" w:after="20"/>
+              <w:jc w:val="left"/>
+            </w:pPr>
+            <w:r>
+              <w:rPr>
+                <w:rFonts w:ascii="Calibri" w:hAnsi="Calibri"/>
+                <w:b w:val="0"/>
+                <w:i w:val="0"/>
+                <w:color w:val="222222"/>
+                <w:sz w:val="15"/>
+              </w:rPr>
+              <w:t>Ditjen PPKL KLHK &amp; Uji Lab AEER</w:t>
+            </w:r>
+          </w:p>
+        </w:tc>
+      </w:tr>
+      <w:tr>
+        <w:tc>
+          <w:tcPr>
+            <w:tcW w:type="dxa" w:w="454"/>
+            <w:vAlign w:val="center"/>
+            <w:shd w:val="clear" w:color="auto" w:fill="F9FBF9"/>
+            <w:tcMar>
+              <w:top w:w="40" w:type="dxa"/>
+              <w:bottom w:w="40" w:type="dxa"/>
+              <w:left w:w="80" w:type="dxa"/>
+              <w:right w:w="80" w:type="dxa"/>
+            </w:tcMar>
+            <w:tcBorders>
+              <w:top w:val="single" w:sz="4" w:color="D0D7DE" w:space="0"/>
+              <w:left w:val="single" w:sz="4" w:color="D0D7DE" w:space="0"/>
+              <w:bottom w:val="single" w:sz="4" w:color="D0D7DE" w:space="0"/>
+              <w:right w:val="single" w:sz="4" w:color="D0D7DE" w:space="0"/>
+            </w:tcBorders>
+          </w:tcPr>
+          <w:p>
+            <w:pPr>
+              <w:spacing w:before="20" w:after="20"/>
+              <w:jc w:val="center"/>
+            </w:pPr>
+            <w:r>
+              <w:rPr>
+                <w:rFonts w:ascii="Calibri" w:hAnsi="Calibri"/>
+                <w:b w:val="0"/>
+                <w:i w:val="0"/>
+                <w:color w:val="222222"/>
+                <w:sz w:val="15"/>
+              </w:rPr>
+              <w:t>6</w:t>
+            </w:r>
+          </w:p>
+        </w:tc>
+        <w:tc>
+          <w:tcPr>
+            <w:tcW w:type="dxa" w:w="2551"/>
+            <w:vAlign w:val="center"/>
+            <w:shd w:val="clear" w:color="auto" w:fill="F9FBF9"/>
+            <w:tcMar>
+              <w:top w:w="40" w:type="dxa"/>
+              <w:bottom w:w="40" w:type="dxa"/>
+              <w:left w:w="80" w:type="dxa"/>
+              <w:right w:w="80" w:type="dxa"/>
+            </w:tcMar>
+            <w:tcBorders>
+              <w:top w:val="single" w:sz="4" w:color="D0D7DE" w:space="0"/>
+              <w:left w:val="single" w:sz="4" w:color="D0D7DE" w:space="0"/>
+              <w:bottom w:val="single" w:sz="4" w:color="D0D7DE" w:space="0"/>
+              <w:right w:val="single" w:sz="4" w:color="D0D7DE" w:space="0"/>
+            </w:tcBorders>
+          </w:tcPr>
+          <w:p>
+            <w:pPr>
+              <w:spacing w:before="20" w:after="20"/>
+              <w:jc w:val="left"/>
+            </w:pPr>
+            <w:r>
+              <w:rPr>
+                <w:rFonts w:ascii="Calibri" w:hAnsi="Calibri"/>
+                <w:b w:val="0"/>
+                <w:i w:val="0"/>
+                <w:color w:val="222222"/>
+                <w:sz w:val="15"/>
+              </w:rPr>
+              <w:t>Rasio Morbiditas Diare (Air 2)</w:t>
+            </w:r>
+          </w:p>
+        </w:tc>
+        <w:tc>
+          <w:tcPr>
+            <w:tcW w:type="dxa" w:w="2551"/>
+            <w:vAlign w:val="center"/>
+            <w:shd w:val="clear" w:color="auto" w:fill="F9FBF9"/>
+            <w:tcMar>
+              <w:top w:w="40" w:type="dxa"/>
+              <w:bottom w:w="40" w:type="dxa"/>
+              <w:left w:w="80" w:type="dxa"/>
+              <w:right w:w="80" w:type="dxa"/>
+            </w:tcMar>
+            <w:tcBorders>
+              <w:top w:val="single" w:sz="4" w:color="D0D7DE" w:space="0"/>
+              <w:left w:val="single" w:sz="4" w:color="D0D7DE" w:space="0"/>
+              <w:bottom w:val="single" w:sz="4" w:color="D0D7DE" w:space="0"/>
+              <w:right w:val="single" w:sz="4" w:color="D0D7DE" w:space="0"/>
+            </w:tcBorders>
+          </w:tcPr>
+          <w:p>
+            <w:pPr>
+              <w:spacing w:before="20" w:after="20"/>
+              <w:jc w:val="left"/>
+            </w:pPr>
+            <w:r>
+              <w:rPr>
+                <w:rFonts w:ascii="Calibri" w:hAnsi="Calibri"/>
+                <w:b w:val="0"/>
+                <w:i w:val="0"/>
+                <w:color w:val="222222"/>
+                <w:sz w:val="15"/>
+              </w:rPr>
+              <w:t>Anomali Morbiditas Saluran Pencernaan (IRR)</w:t>
+            </w:r>
+          </w:p>
+        </w:tc>
+        <w:tc>
+          <w:tcPr>
+            <w:tcW w:type="dxa" w:w="1247"/>
+            <w:vAlign w:val="center"/>
+            <w:shd w:val="clear" w:color="auto" w:fill="F9FBF9"/>
+            <w:tcMar>
+              <w:top w:w="40" w:type="dxa"/>
+              <w:bottom w:w="40" w:type="dxa"/>
+              <w:left w:w="80" w:type="dxa"/>
+              <w:right w:w="80" w:type="dxa"/>
+            </w:tcMar>
+            <w:tcBorders>
+              <w:top w:val="single" w:sz="4" w:color="D0D7DE" w:space="0"/>
+              <w:left w:val="single" w:sz="4" w:color="D0D7DE" w:space="0"/>
+              <w:bottom w:val="single" w:sz="4" w:color="D0D7DE" w:space="0"/>
+              <w:right w:val="single" w:sz="4" w:color="D0D7DE" w:space="0"/>
+            </w:tcBorders>
+          </w:tcPr>
+          <w:p>
+            <w:pPr>
+              <w:spacing w:before="20" w:after="20"/>
+              <w:jc w:val="center"/>
+            </w:pPr>
+            <w:r>
+              <w:rPr>
+                <w:rFonts w:ascii="Calibri" w:hAnsi="Calibri"/>
+                <w:b w:val="0"/>
+                <w:i w:val="0"/>
+                <w:color w:val="222222"/>
+                <w:sz w:val="15"/>
+              </w:rPr>
+              <w:t>Rasio Peluang (IRR)</w:t>
+            </w:r>
+          </w:p>
+        </w:tc>
+        <w:tc>
+          <w:tcPr>
+            <w:tcW w:type="dxa" w:w="2835"/>
+            <w:vAlign w:val="center"/>
+            <w:shd w:val="clear" w:color="auto" w:fill="F9FBF9"/>
+            <w:tcMar>
+              <w:top w:w="40" w:type="dxa"/>
+              <w:bottom w:w="40" w:type="dxa"/>
+              <w:left w:w="80" w:type="dxa"/>
+              <w:right w:w="80" w:type="dxa"/>
+            </w:tcMar>
+            <w:tcBorders>
+              <w:top w:val="single" w:sz="4" w:color="D0D7DE" w:space="0"/>
+              <w:left w:val="single" w:sz="4" w:color="D0D7DE" w:space="0"/>
+              <w:bottom w:val="single" w:sz="4" w:color="D0D7DE" w:space="0"/>
+              <w:right w:val="single" w:sz="4" w:color="D0D7DE" w:space="0"/>
+            </w:tcBorders>
+          </w:tcPr>
+          <w:p>
+            <w:pPr>
+              <w:spacing w:before="20" w:after="20"/>
+              <w:jc w:val="left"/>
+            </w:pPr>
+            <w:r>
+              <w:rPr>
+                <w:rFonts w:ascii="Calibri" w:hAnsi="Calibri"/>
+                <w:b w:val="0"/>
+                <w:i w:val="0"/>
+                <w:color w:val="222222"/>
+                <w:sz w:val="15"/>
+              </w:rPr>
+              <w:t>Kemenkes RI &amp; Profil Kesehatan 2023</w:t>
+            </w:r>
+          </w:p>
+        </w:tc>
+      </w:tr>
+      <w:tr>
+        <w:tc>
+          <w:tcPr>
+            <w:tcW w:type="dxa" w:w="454"/>
+            <w:vAlign w:val="center"/>
+            <w:shd w:val="clear" w:color="auto" w:fill="FFFFFF"/>
+            <w:tcMar>
+              <w:top w:w="40" w:type="dxa"/>
+              <w:bottom w:w="40" w:type="dxa"/>
+              <w:left w:w="80" w:type="dxa"/>
+              <w:right w:w="80" w:type="dxa"/>
+            </w:tcMar>
+            <w:tcBorders>
+              <w:top w:val="single" w:sz="4" w:color="D0D7DE" w:space="0"/>
+              <w:left w:val="single" w:sz="4" w:color="D0D7DE" w:space="0"/>
+              <w:bottom w:val="single" w:sz="4" w:color="D0D7DE" w:space="0"/>
+              <w:right w:val="single" w:sz="4" w:color="D0D7DE" w:space="0"/>
+            </w:tcBorders>
+          </w:tcPr>
+          <w:p>
+            <w:pPr>
+              <w:spacing w:before="20" w:after="20"/>
+              <w:jc w:val="center"/>
+            </w:pPr>
+            <w:r>
+              <w:rPr>
+                <w:rFonts w:ascii="Calibri" w:hAnsi="Calibri"/>
+                <w:b w:val="0"/>
+                <w:i w:val="0"/>
+                <w:color w:val="222222"/>
+                <w:sz w:val="15"/>
+              </w:rPr>
+              <w:t>7</w:t>
+            </w:r>
+          </w:p>
+        </w:tc>
+        <w:tc>
+          <w:tcPr>
+            <w:tcW w:type="dxa" w:w="2551"/>
+            <w:vAlign w:val="center"/>
+            <w:shd w:val="clear" w:color="auto" w:fill="FFFFFF"/>
+            <w:tcMar>
+              <w:top w:w="40" w:type="dxa"/>
+              <w:bottom w:w="40" w:type="dxa"/>
+              <w:left w:w="80" w:type="dxa"/>
+              <w:right w:w="80" w:type="dxa"/>
+            </w:tcMar>
+            <w:tcBorders>
+              <w:top w:val="single" w:sz="4" w:color="D0D7DE" w:space="0"/>
+              <w:left w:val="single" w:sz="4" w:color="D0D7DE" w:space="0"/>
+              <w:bottom w:val="single" w:sz="4" w:color="D0D7DE" w:space="0"/>
+              <w:right w:val="single" w:sz="4" w:color="D0D7DE" w:space="0"/>
+            </w:tcBorders>
+          </w:tcPr>
+          <w:p>
+            <w:pPr>
+              <w:spacing w:before="20" w:after="20"/>
+              <w:jc w:val="left"/>
+            </w:pPr>
+            <w:r>
+              <w:rPr>
+                <w:rFonts w:ascii="Calibri" w:hAnsi="Calibri"/>
+                <w:b w:val="0"/>
+                <w:i w:val="0"/>
+                <w:color w:val="222222"/>
+                <w:sz w:val="15"/>
+              </w:rPr>
+              <w:t>Konflik Ruang Air Pesisir (Air 3)</w:t>
+            </w:r>
+          </w:p>
+        </w:tc>
+        <w:tc>
+          <w:tcPr>
+            <w:tcW w:type="dxa" w:w="2551"/>
+            <w:vAlign w:val="center"/>
+            <w:shd w:val="clear" w:color="auto" w:fill="FFFFFF"/>
+            <w:tcMar>
+              <w:top w:w="40" w:type="dxa"/>
+              <w:bottom w:w="40" w:type="dxa"/>
+              <w:left w:w="80" w:type="dxa"/>
+              <w:right w:w="80" w:type="dxa"/>
+            </w:tcMar>
+            <w:tcBorders>
+              <w:top w:val="single" w:sz="4" w:color="D0D7DE" w:space="0"/>
+              <w:left w:val="single" w:sz="4" w:color="D0D7DE" w:space="0"/>
+              <w:bottom w:val="single" w:sz="4" w:color="D0D7DE" w:space="0"/>
+              <w:right w:val="single" w:sz="4" w:color="D0D7DE" w:space="0"/>
+            </w:tcBorders>
+          </w:tcPr>
+          <w:p>
+            <w:pPr>
+              <w:spacing w:before="20" w:after="20"/>
+              <w:jc w:val="left"/>
+            </w:pPr>
+            <w:r>
+              <w:rPr>
+                <w:rFonts w:ascii="Calibri" w:hAnsi="Calibri"/>
+                <w:b w:val="0"/>
+                <w:i w:val="0"/>
+                <w:color w:val="222222"/>
+                <w:sz w:val="15"/>
+              </w:rPr>
+              <w:t>Letupan Sengketa Ruang Tangkap Nelayan</w:t>
+            </w:r>
+          </w:p>
+        </w:tc>
+        <w:tc>
+          <w:tcPr>
+            <w:tcW w:type="dxa" w:w="1247"/>
+            <w:vAlign w:val="center"/>
+            <w:shd w:val="clear" w:color="auto" w:fill="FFFFFF"/>
+            <w:tcMar>
+              <w:top w:w="40" w:type="dxa"/>
+              <w:bottom w:w="40" w:type="dxa"/>
+              <w:left w:w="80" w:type="dxa"/>
+              <w:right w:w="80" w:type="dxa"/>
+            </w:tcMar>
+            <w:tcBorders>
+              <w:top w:val="single" w:sz="4" w:color="D0D7DE" w:space="0"/>
+              <w:left w:val="single" w:sz="4" w:color="D0D7DE" w:space="0"/>
+              <w:bottom w:val="single" w:sz="4" w:color="D0D7DE" w:space="0"/>
+              <w:right w:val="single" w:sz="4" w:color="D0D7DE" w:space="0"/>
+            </w:tcBorders>
+          </w:tcPr>
+          <w:p>
+            <w:pPr>
+              <w:spacing w:before="20" w:after="20"/>
+              <w:jc w:val="center"/>
+            </w:pPr>
+            <w:r>
+              <w:rPr>
+                <w:rFonts w:ascii="Calibri" w:hAnsi="Calibri"/>
+                <w:b w:val="0"/>
+                <w:i w:val="0"/>
+                <w:color w:val="222222"/>
+                <w:sz w:val="15"/>
+              </w:rPr>
+              <w:t>Kasus</w:t>
+            </w:r>
+          </w:p>
+        </w:tc>
+        <w:tc>
+          <w:tcPr>
+            <w:tcW w:type="dxa" w:w="2835"/>
+            <w:vAlign w:val="center"/>
+            <w:shd w:val="clear" w:color="auto" w:fill="FFFFFF"/>
+            <w:tcMar>
+              <w:top w:w="40" w:type="dxa"/>
+              <w:bottom w:w="40" w:type="dxa"/>
+              <w:left w:w="80" w:type="dxa"/>
+              <w:right w:w="80" w:type="dxa"/>
+            </w:tcMar>
+            <w:tcBorders>
+              <w:top w:val="single" w:sz="4" w:color="D0D7DE" w:space="0"/>
+              <w:left w:val="single" w:sz="4" w:color="D0D7DE" w:space="0"/>
+              <w:bottom w:val="single" w:sz="4" w:color="D0D7DE" w:space="0"/>
+              <w:right w:val="single" w:sz="4" w:color="D0D7DE" w:space="0"/>
+            </w:tcBorders>
+          </w:tcPr>
+          <w:p>
+            <w:pPr>
+              <w:spacing w:before="20" w:after="20"/>
+              <w:jc w:val="left"/>
+            </w:pPr>
+            <w:r>
+              <w:rPr>
+                <w:rFonts w:ascii="Calibri" w:hAnsi="Calibri"/>
+                <w:b w:val="0"/>
+                <w:i w:val="0"/>
+                <w:color w:val="222222"/>
+                <w:sz w:val="15"/>
+              </w:rPr>
+              <w:t>Konsorsium Pembaruan Agraria (KPA)</w:t>
+            </w:r>
+          </w:p>
+        </w:tc>
+      </w:tr>
+      <w:tr>
+        <w:tc>
+          <w:tcPr>
+            <w:tcW w:type="dxa" w:w="454"/>
+            <w:vAlign w:val="center"/>
+            <w:shd w:val="clear" w:color="auto" w:fill="F9FBF9"/>
+            <w:tcMar>
+              <w:top w:w="40" w:type="dxa"/>
+              <w:bottom w:w="40" w:type="dxa"/>
+              <w:left w:w="80" w:type="dxa"/>
+              <w:right w:w="80" w:type="dxa"/>
+            </w:tcMar>
+            <w:tcBorders>
+              <w:top w:val="single" w:sz="4" w:color="D0D7DE" w:space="0"/>
+              <w:left w:val="single" w:sz="4" w:color="D0D7DE" w:space="0"/>
+              <w:bottom w:val="single" w:sz="4" w:color="D0D7DE" w:space="0"/>
+              <w:right w:val="single" w:sz="4" w:color="D0D7DE" w:space="0"/>
+            </w:tcBorders>
+          </w:tcPr>
+          <w:p>
+            <w:pPr>
+              <w:spacing w:before="20" w:after="20"/>
+              <w:jc w:val="center"/>
+            </w:pPr>
+            <w:r>
+              <w:rPr>
+                <w:rFonts w:ascii="Calibri" w:hAnsi="Calibri"/>
+                <w:b w:val="0"/>
+                <w:i w:val="0"/>
+                <w:color w:val="222222"/>
+                <w:sz w:val="15"/>
+              </w:rPr>
+              <w:t>8</w:t>
+            </w:r>
+          </w:p>
+        </w:tc>
+        <w:tc>
+          <w:tcPr>
+            <w:tcW w:type="dxa" w:w="2551"/>
+            <w:vAlign w:val="center"/>
+            <w:shd w:val="clear" w:color="auto" w:fill="F9FBF9"/>
+            <w:tcMar>
+              <w:top w:w="40" w:type="dxa"/>
+              <w:bottom w:w="40" w:type="dxa"/>
+              <w:left w:w="80" w:type="dxa"/>
+              <w:right w:w="80" w:type="dxa"/>
+            </w:tcMar>
+            <w:tcBorders>
+              <w:top w:val="single" w:sz="4" w:color="D0D7DE" w:space="0"/>
+              <w:left w:val="single" w:sz="4" w:color="D0D7DE" w:space="0"/>
+              <w:bottom w:val="single" w:sz="4" w:color="D0D7DE" w:space="0"/>
+              <w:right w:val="single" w:sz="4" w:color="D0D7DE" w:space="0"/>
+            </w:tcBorders>
+          </w:tcPr>
+          <w:p>
+            <w:pPr>
+              <w:spacing w:before="20" w:after="20"/>
+              <w:jc w:val="left"/>
+            </w:pPr>
+            <w:r>
+              <w:rPr>
+                <w:rFonts w:ascii="Calibri" w:hAnsi="Calibri"/>
+                <w:b w:val="0"/>
+                <w:i w:val="0"/>
+                <w:color w:val="222222"/>
+                <w:sz w:val="15"/>
+              </w:rPr>
+              <w:t>Beban Residu Tailing &amp; Slag (Air 4)</w:t>
+            </w:r>
+          </w:p>
+        </w:tc>
+        <w:tc>
+          <w:tcPr>
+            <w:tcW w:type="dxa" w:w="2551"/>
+            <w:vAlign w:val="center"/>
+            <w:shd w:val="clear" w:color="auto" w:fill="F9FBF9"/>
+            <w:tcMar>
+              <w:top w:w="40" w:type="dxa"/>
+              <w:bottom w:w="40" w:type="dxa"/>
+              <w:left w:w="80" w:type="dxa"/>
+              <w:right w:w="80" w:type="dxa"/>
+            </w:tcMar>
+            <w:tcBorders>
+              <w:top w:val="single" w:sz="4" w:color="D0D7DE" w:space="0"/>
+              <w:left w:val="single" w:sz="4" w:color="D0D7DE" w:space="0"/>
+              <w:bottom w:val="single" w:sz="4" w:color="D0D7DE" w:space="0"/>
+              <w:right w:val="single" w:sz="4" w:color="D0D7DE" w:space="0"/>
+            </w:tcBorders>
+          </w:tcPr>
+          <w:p>
+            <w:pPr>
+              <w:spacing w:before="20" w:after="20"/>
+              <w:jc w:val="left"/>
+            </w:pPr>
+            <w:r>
+              <w:rPr>
+                <w:rFonts w:ascii="Calibri" w:hAnsi="Calibri"/>
+                <w:b w:val="0"/>
+                <w:i w:val="0"/>
+                <w:color w:val="222222"/>
+                <w:sz w:val="15"/>
+              </w:rPr>
+              <w:t>Akumulasi Timbulan Tailing Dam vs AMDAL</w:t>
             </w:r>
           </w:p>
         </w:tc>
@@ -1625,7 +2333,7 @@
                 <w:color w:val="222222"/>
                 <w:sz w:val="15"/>
               </w:rPr>
-              <w:t>Amdal KLHK, AEER &amp; WALHI</w:t>
+              <w:t>Amdal PT HPI-IMIP &amp; AEER 2020</w:t>
             </w:r>
           </w:p>
         </w:tc>
@@ -1662,7 +2370,7 @@
                 <w:color w:val="222222"/>
                 <w:sz w:val="15"/>
               </w:rPr>
-              <w:t>6</w:t>
+              <w:t>9</w:t>
             </w:r>
           </w:p>
         </w:tc>
@@ -1697,7 +2405,7 @@
                 <w:color w:val="222222"/>
                 <w:sz w:val="15"/>
               </w:rPr>
-              <w:t>Laju Deforestasi &amp; Bencana Lahan</w:t>
+              <w:t>Bencana Hidrometeorologi (Lahan 1)</w:t>
             </w:r>
           </w:p>
         </w:tc>
@@ -1732,7 +2440,7 @@
                 <w:color w:val="222222"/>
                 <w:sz w:val="15"/>
               </w:rPr>
-              <w:t>Kehilangan Hutan Primer &amp; Kejadian Banjir</w:t>
+              <w:t>Frekuensi Kejadian Banjir &amp; Tanah Longsor</w:t>
             </w:r>
           </w:p>
         </w:tc>
@@ -1767,7 +2475,7 @@
                 <w:color w:val="222222"/>
                 <w:sz w:val="15"/>
               </w:rPr>
-              <w:t>Ha &amp; Kejadian</w:t>
+              <w:t>Kejadian</w:t>
             </w:r>
           </w:p>
         </w:tc>
@@ -1802,7 +2510,7 @@
                 <w:color w:val="222222"/>
                 <w:sz w:val="15"/>
               </w:rPr>
-              <w:t>GFW Hansen &amp; DIBI BNPB</w:t>
+              <w:t>Data Informasi Bencana Indonesia BNPB</w:t>
             </w:r>
           </w:p>
         </w:tc>
@@ -1839,7 +2547,7 @@
                 <w:color w:val="222222"/>
                 <w:sz w:val="15"/>
               </w:rPr>
-              <w:t>7</w:t>
+              <w:t>10</w:t>
             </w:r>
           </w:p>
         </w:tc>
@@ -1874,7 +2582,7 @@
                 <w:color w:val="222222"/>
                 <w:sz w:val="15"/>
               </w:rPr>
-              <w:t>Pelanggaran Hutan Lindung (Zero Tol)</w:t>
+              <w:t>Deforestasi Hutan Primer (Lahan 2)</w:t>
             </w:r>
           </w:p>
         </w:tc>
@@ -1909,7 +2617,7 @@
                 <w:color w:val="222222"/>
                 <w:sz w:val="15"/>
               </w:rPr>
-              <w:t>Perambahan Kawasan Lindung dan Konservasi</w:t>
+              <w:t>Kehilangan Tutupan vs Kuota FOLU Net Sink</w:t>
             </w:r>
           </w:p>
         </w:tc>
@@ -1979,7 +2687,7 @@
                 <w:color w:val="222222"/>
                 <w:sz w:val="15"/>
               </w:rPr>
-              <w:t>GFW Overlay Kawasan Lindung</w:t>
+              <w:t>GFW Hansen &amp; Renops FOLU 2030</w:t>
             </w:r>
           </w:p>
         </w:tc>
@@ -2016,7 +2724,7 @@
                 <w:color w:val="222222"/>
                 <w:sz w:val="15"/>
               </w:rPr>
-              <w:t>8</w:t>
+              <w:t>11</w:t>
             </w:r>
           </w:p>
         </w:tc>
@@ -2051,7 +2759,7 @@
                 <w:color w:val="222222"/>
                 <w:sz w:val="15"/>
               </w:rPr>
-              <w:t>Skala Pelanggaran Persetujuan FPIC</w:t>
+              <w:t>Perambahan Hutan Lindung (Lahan 3)</w:t>
             </w:r>
           </w:p>
         </w:tc>
@@ -2086,7 +2794,7 @@
                 <w:color w:val="222222"/>
                 <w:sz w:val="15"/>
               </w:rPr>
-              <w:t>Manipulasi Konsultasi Masyarakat Adat/Lokal</w:t>
+              <w:t>Pelanggaran Kawasan Lindung (Nol Toleransi)</w:t>
             </w:r>
           </w:p>
         </w:tc>
@@ -2121,7 +2829,7 @@
                 <w:color w:val="222222"/>
                 <w:sz w:val="15"/>
               </w:rPr>
-              <w:t>Kasus</w:t>
+              <w:t>Hektar (Ha)</w:t>
             </w:r>
           </w:p>
         </w:tc>
@@ -2156,7 +2864,7 @@
                 <w:color w:val="222222"/>
                 <w:sz w:val="15"/>
               </w:rPr>
-              <w:t>KPA, JATAM &amp; WALHI</w:t>
+              <w:t>GFW Overlay &amp; UU No. 41/1999</w:t>
             </w:r>
           </w:p>
         </w:tc>
@@ -2193,7 +2901,7 @@
                 <w:color w:val="222222"/>
                 <w:sz w:val="15"/>
               </w:rPr>
-              <w:t>9</w:t>
+              <w:t>12</w:t>
             </w:r>
           </w:p>
         </w:tc>
@@ -2228,7 +2936,7 @@
                 <w:color w:val="222222"/>
                 <w:sz w:val="15"/>
               </w:rPr>
-              <w:t>Defisit Sarana-Prasarana Faskes</w:t>
+              <w:t>Aktor Tambang &amp; Sawit (Lahan 4)</w:t>
             </w:r>
           </w:p>
         </w:tc>
@@ -2263,7 +2971,7 @@
                 <w:color w:val="222222"/>
                 <w:sz w:val="15"/>
               </w:rPr>
-              <w:t>Kesenjangan Standar SPA Puskesmas Tapak</w:t>
+              <w:t>Deforestasi Akibat Komoditas Ekstraktif</w:t>
             </w:r>
           </w:p>
         </w:tc>
@@ -2298,7 +3006,7 @@
                 <w:color w:val="222222"/>
                 <w:sz w:val="15"/>
               </w:rPr>
-              <w:t>Persen Kesenjangan (%)</w:t>
+              <w:t>Hektar (Ha)</w:t>
             </w:r>
           </w:p>
         </w:tc>
@@ -2333,7 +3041,7 @@
                 <w:color w:val="222222"/>
                 <w:sz w:val="15"/>
               </w:rPr>
-              <w:t>ASPAK Kemenkes RI</w:t>
+              <w:t>GFW Dominant Drivers of Loss</w:t>
             </w:r>
           </w:p>
         </w:tc>
@@ -2370,7 +3078,7 @@
                 <w:color w:val="222222"/>
                 <w:sz w:val="15"/>
               </w:rPr>
-              <w:t>10</w:t>
+              <w:t>13</w:t>
             </w:r>
           </w:p>
         </w:tc>
@@ -2405,7 +3113,7 @@
                 <w:color w:val="222222"/>
                 <w:sz w:val="15"/>
               </w:rPr>
-              <w:t>Obral Perizinan Baru &amp; Impunitas</w:t>
+              <w:t>Kepadatan Konsesi Tambang (Lahan 5)</w:t>
             </w:r>
           </w:p>
         </w:tc>
@@ -2440,7 +3148,7 @@
                 <w:color w:val="222222"/>
                 <w:sz w:val="15"/>
               </w:rPr>
-              <w:t>Penerbitan IUP Baru &amp; Pembiaran Korporasi</w:t>
+              <w:t>Rasio Konsesi IUP terhadap Luas Daratan</w:t>
             </w:r>
           </w:p>
         </w:tc>
@@ -2475,7 +3183,7 @@
                 <w:color w:val="222222"/>
                 <w:sz w:val="15"/>
               </w:rPr>
-              <w:t>Unit Izin &amp; Korporasi</w:t>
+              <w:t>Persen (%)</w:t>
             </w:r>
           </w:p>
         </w:tc>
@@ -2510,7 +3218,1246 @@
                 <w:color w:val="222222"/>
                 <w:sz w:val="15"/>
               </w:rPr>
-              <w:t>ESDM MODI &amp; CATAHU KPA</w:t>
+              <w:t>Ditjen Minerba ESDM &amp; BPS</w:t>
+            </w:r>
+          </w:p>
+        </w:tc>
+      </w:tr>
+      <w:tr>
+        <w:tc>
+          <w:tcPr>
+            <w:tcW w:type="dxa" w:w="454"/>
+            <w:vAlign w:val="center"/>
+            <w:shd w:val="clear" w:color="auto" w:fill="F9FBF9"/>
+            <w:tcMar>
+              <w:top w:w="40" w:type="dxa"/>
+              <w:bottom w:w="40" w:type="dxa"/>
+              <w:left w:w="80" w:type="dxa"/>
+              <w:right w:w="80" w:type="dxa"/>
+            </w:tcMar>
+            <w:tcBorders>
+              <w:top w:val="single" w:sz="4" w:color="D0D7DE" w:space="0"/>
+              <w:left w:val="single" w:sz="4" w:color="D0D7DE" w:space="0"/>
+              <w:bottom w:val="single" w:sz="4" w:color="D0D7DE" w:space="0"/>
+              <w:right w:val="single" w:sz="4" w:color="D0D7DE" w:space="0"/>
+            </w:tcBorders>
+          </w:tcPr>
+          <w:p>
+            <w:pPr>
+              <w:spacing w:before="20" w:after="20"/>
+              <w:jc w:val="center"/>
+            </w:pPr>
+            <w:r>
+              <w:rPr>
+                <w:rFonts w:ascii="Calibri" w:hAnsi="Calibri"/>
+                <w:b w:val="0"/>
+                <w:i w:val="0"/>
+                <w:color w:val="222222"/>
+                <w:sz w:val="15"/>
+              </w:rPr>
+              <w:t>14</w:t>
+            </w:r>
+          </w:p>
+        </w:tc>
+        <w:tc>
+          <w:tcPr>
+            <w:tcW w:type="dxa" w:w="2551"/>
+            <w:vAlign w:val="center"/>
+            <w:shd w:val="clear" w:color="auto" w:fill="F9FBF9"/>
+            <w:tcMar>
+              <w:top w:w="40" w:type="dxa"/>
+              <w:bottom w:w="40" w:type="dxa"/>
+              <w:left w:w="80" w:type="dxa"/>
+              <w:right w:w="80" w:type="dxa"/>
+            </w:tcMar>
+            <w:tcBorders>
+              <w:top w:val="single" w:sz="4" w:color="D0D7DE" w:space="0"/>
+              <w:left w:val="single" w:sz="4" w:color="D0D7DE" w:space="0"/>
+              <w:bottom w:val="single" w:sz="4" w:color="D0D7DE" w:space="0"/>
+              <w:right w:val="single" w:sz="4" w:color="D0D7DE" w:space="0"/>
+            </w:tcBorders>
+          </w:tcPr>
+          <w:p>
+            <w:pPr>
+              <w:spacing w:before="20" w:after="20"/>
+              <w:jc w:val="left"/>
+            </w:pPr>
+            <w:r>
+              <w:rPr>
+                <w:rFonts w:ascii="Calibri" w:hAnsi="Calibri"/>
+                <w:b w:val="0"/>
+                <w:i w:val="0"/>
+                <w:color w:val="222222"/>
+                <w:sz w:val="15"/>
+              </w:rPr>
+              <w:t>Pelanggaran Asas FPIC (Sosial 1)</w:t>
+            </w:r>
+          </w:p>
+        </w:tc>
+        <w:tc>
+          <w:tcPr>
+            <w:tcW w:type="dxa" w:w="2551"/>
+            <w:vAlign w:val="center"/>
+            <w:shd w:val="clear" w:color="auto" w:fill="F9FBF9"/>
+            <w:tcMar>
+              <w:top w:w="40" w:type="dxa"/>
+              <w:bottom w:w="40" w:type="dxa"/>
+              <w:left w:w="80" w:type="dxa"/>
+              <w:right w:w="80" w:type="dxa"/>
+            </w:tcMar>
+            <w:tcBorders>
+              <w:top w:val="single" w:sz="4" w:color="D0D7DE" w:space="0"/>
+              <w:left w:val="single" w:sz="4" w:color="D0D7DE" w:space="0"/>
+              <w:bottom w:val="single" w:sz="4" w:color="D0D7DE" w:space="0"/>
+              <w:right w:val="single" w:sz="4" w:color="D0D7DE" w:space="0"/>
+            </w:tcBorders>
+          </w:tcPr>
+          <w:p>
+            <w:pPr>
+              <w:spacing w:before="20" w:after="20"/>
+              <w:jc w:val="left"/>
+            </w:pPr>
+            <w:r>
+              <w:rPr>
+                <w:rFonts w:ascii="Calibri" w:hAnsi="Calibri"/>
+                <w:b w:val="0"/>
+                <w:i w:val="0"/>
+                <w:color w:val="222222"/>
+                <w:sz w:val="15"/>
+              </w:rPr>
+              <w:t>Manipulasi Persetujuan Bebas Awal Warga</w:t>
+            </w:r>
+          </w:p>
+        </w:tc>
+        <w:tc>
+          <w:tcPr>
+            <w:tcW w:type="dxa" w:w="1247"/>
+            <w:vAlign w:val="center"/>
+            <w:shd w:val="clear" w:color="auto" w:fill="F9FBF9"/>
+            <w:tcMar>
+              <w:top w:w="40" w:type="dxa"/>
+              <w:bottom w:w="40" w:type="dxa"/>
+              <w:left w:w="80" w:type="dxa"/>
+              <w:right w:w="80" w:type="dxa"/>
+            </w:tcMar>
+            <w:tcBorders>
+              <w:top w:val="single" w:sz="4" w:color="D0D7DE" w:space="0"/>
+              <w:left w:val="single" w:sz="4" w:color="D0D7DE" w:space="0"/>
+              <w:bottom w:val="single" w:sz="4" w:color="D0D7DE" w:space="0"/>
+              <w:right w:val="single" w:sz="4" w:color="D0D7DE" w:space="0"/>
+            </w:tcBorders>
+          </w:tcPr>
+          <w:p>
+            <w:pPr>
+              <w:spacing w:before="20" w:after="20"/>
+              <w:jc w:val="center"/>
+            </w:pPr>
+            <w:r>
+              <w:rPr>
+                <w:rFonts w:ascii="Calibri" w:hAnsi="Calibri"/>
+                <w:b w:val="0"/>
+                <w:i w:val="0"/>
+                <w:color w:val="222222"/>
+                <w:sz w:val="15"/>
+              </w:rPr>
+              <w:t>Kasus</w:t>
+            </w:r>
+          </w:p>
+        </w:tc>
+        <w:tc>
+          <w:tcPr>
+            <w:tcW w:type="dxa" w:w="2835"/>
+            <w:vAlign w:val="center"/>
+            <w:shd w:val="clear" w:color="auto" w:fill="F9FBF9"/>
+            <w:tcMar>
+              <w:top w:w="40" w:type="dxa"/>
+              <w:bottom w:w="40" w:type="dxa"/>
+              <w:left w:w="80" w:type="dxa"/>
+              <w:right w:w="80" w:type="dxa"/>
+            </w:tcMar>
+            <w:tcBorders>
+              <w:top w:val="single" w:sz="4" w:color="D0D7DE" w:space="0"/>
+              <w:left w:val="single" w:sz="4" w:color="D0D7DE" w:space="0"/>
+              <w:bottom w:val="single" w:sz="4" w:color="D0D7DE" w:space="0"/>
+              <w:right w:val="single" w:sz="4" w:color="D0D7DE" w:space="0"/>
+            </w:tcBorders>
+          </w:tcPr>
+          <w:p>
+            <w:pPr>
+              <w:spacing w:before="20" w:after="20"/>
+              <w:jc w:val="left"/>
+            </w:pPr>
+            <w:r>
+              <w:rPr>
+                <w:rFonts w:ascii="Calibri" w:hAnsi="Calibri"/>
+                <w:b w:val="0"/>
+                <w:i w:val="0"/>
+                <w:color w:val="222222"/>
+                <w:sz w:val="15"/>
+              </w:rPr>
+              <w:t>Koalisi Sipil (JATAM, WALHI, AMAN)</w:t>
+            </w:r>
+          </w:p>
+        </w:tc>
+      </w:tr>
+      <w:tr>
+        <w:tc>
+          <w:tcPr>
+            <w:tcW w:type="dxa" w:w="454"/>
+            <w:vAlign w:val="center"/>
+            <w:shd w:val="clear" w:color="auto" w:fill="FFFFFF"/>
+            <w:tcMar>
+              <w:top w:w="40" w:type="dxa"/>
+              <w:bottom w:w="40" w:type="dxa"/>
+              <w:left w:w="80" w:type="dxa"/>
+              <w:right w:w="80" w:type="dxa"/>
+            </w:tcMar>
+            <w:tcBorders>
+              <w:top w:val="single" w:sz="4" w:color="D0D7DE" w:space="0"/>
+              <w:left w:val="single" w:sz="4" w:color="D0D7DE" w:space="0"/>
+              <w:bottom w:val="single" w:sz="4" w:color="D0D7DE" w:space="0"/>
+              <w:right w:val="single" w:sz="4" w:color="D0D7DE" w:space="0"/>
+            </w:tcBorders>
+          </w:tcPr>
+          <w:p>
+            <w:pPr>
+              <w:spacing w:before="20" w:after="20"/>
+              <w:jc w:val="center"/>
+            </w:pPr>
+            <w:r>
+              <w:rPr>
+                <w:rFonts w:ascii="Calibri" w:hAnsi="Calibri"/>
+                <w:b w:val="0"/>
+                <w:i w:val="0"/>
+                <w:color w:val="222222"/>
+                <w:sz w:val="15"/>
+              </w:rPr>
+              <w:t>15</w:t>
+            </w:r>
+          </w:p>
+        </w:tc>
+        <w:tc>
+          <w:tcPr>
+            <w:tcW w:type="dxa" w:w="2551"/>
+            <w:vAlign w:val="center"/>
+            <w:shd w:val="clear" w:color="auto" w:fill="FFFFFF"/>
+            <w:tcMar>
+              <w:top w:w="40" w:type="dxa"/>
+              <w:bottom w:w="40" w:type="dxa"/>
+              <w:left w:w="80" w:type="dxa"/>
+              <w:right w:w="80" w:type="dxa"/>
+            </w:tcMar>
+            <w:tcBorders>
+              <w:top w:val="single" w:sz="4" w:color="D0D7DE" w:space="0"/>
+              <w:left w:val="single" w:sz="4" w:color="D0D7DE" w:space="0"/>
+              <w:bottom w:val="single" w:sz="4" w:color="D0D7DE" w:space="0"/>
+              <w:right w:val="single" w:sz="4" w:color="D0D7DE" w:space="0"/>
+            </w:tcBorders>
+          </w:tcPr>
+          <w:p>
+            <w:pPr>
+              <w:spacing w:before="20" w:after="20"/>
+              <w:jc w:val="left"/>
+            </w:pPr>
+            <w:r>
+              <w:rPr>
+                <w:rFonts w:ascii="Calibri" w:hAnsi="Calibri"/>
+                <w:b w:val="0"/>
+                <w:i w:val="0"/>
+                <w:color w:val="222222"/>
+                <w:sz w:val="15"/>
+              </w:rPr>
+              <w:t>Masyarakat Terdampak (Sosial 2)</w:t>
+            </w:r>
+          </w:p>
+        </w:tc>
+        <w:tc>
+          <w:tcPr>
+            <w:tcW w:type="dxa" w:w="2551"/>
+            <w:vAlign w:val="center"/>
+            <w:shd w:val="clear" w:color="auto" w:fill="FFFFFF"/>
+            <w:tcMar>
+              <w:top w:w="40" w:type="dxa"/>
+              <w:bottom w:w="40" w:type="dxa"/>
+              <w:left w:w="80" w:type="dxa"/>
+              <w:right w:w="80" w:type="dxa"/>
+            </w:tcMar>
+            <w:tcBorders>
+              <w:top w:val="single" w:sz="4" w:color="D0D7DE" w:space="0"/>
+              <w:left w:val="single" w:sz="4" w:color="D0D7DE" w:space="0"/>
+              <w:bottom w:val="single" w:sz="4" w:color="D0D7DE" w:space="0"/>
+              <w:right w:val="single" w:sz="4" w:color="D0D7DE" w:space="0"/>
+            </w:tcBorders>
+          </w:tcPr>
+          <w:p>
+            <w:pPr>
+              <w:spacing w:before="20" w:after="20"/>
+              <w:jc w:val="left"/>
+            </w:pPr>
+            <w:r>
+              <w:rPr>
+                <w:rFonts w:ascii="Calibri" w:hAnsi="Calibri"/>
+                <w:b w:val="0"/>
+                <w:i w:val="0"/>
+                <w:color w:val="222222"/>
+                <w:sz w:val="15"/>
+              </w:rPr>
+              <w:t>Korban Penggusuran &amp; Perampasan Ruang</w:t>
+            </w:r>
+          </w:p>
+        </w:tc>
+        <w:tc>
+          <w:tcPr>
+            <w:tcW w:type="dxa" w:w="1247"/>
+            <w:vAlign w:val="center"/>
+            <w:shd w:val="clear" w:color="auto" w:fill="FFFFFF"/>
+            <w:tcMar>
+              <w:top w:w="40" w:type="dxa"/>
+              <w:bottom w:w="40" w:type="dxa"/>
+              <w:left w:w="80" w:type="dxa"/>
+              <w:right w:w="80" w:type="dxa"/>
+            </w:tcMar>
+            <w:tcBorders>
+              <w:top w:val="single" w:sz="4" w:color="D0D7DE" w:space="0"/>
+              <w:left w:val="single" w:sz="4" w:color="D0D7DE" w:space="0"/>
+              <w:bottom w:val="single" w:sz="4" w:color="D0D7DE" w:space="0"/>
+              <w:right w:val="single" w:sz="4" w:color="D0D7DE" w:space="0"/>
+            </w:tcBorders>
+          </w:tcPr>
+          <w:p>
+            <w:pPr>
+              <w:spacing w:before="20" w:after="20"/>
+              <w:jc w:val="center"/>
+            </w:pPr>
+            <w:r>
+              <w:rPr>
+                <w:rFonts w:ascii="Calibri" w:hAnsi="Calibri"/>
+                <w:b w:val="0"/>
+                <w:i w:val="0"/>
+                <w:color w:val="222222"/>
+                <w:sz w:val="15"/>
+              </w:rPr>
+              <w:t>Jiwa</w:t>
+            </w:r>
+          </w:p>
+        </w:tc>
+        <w:tc>
+          <w:tcPr>
+            <w:tcW w:type="dxa" w:w="2835"/>
+            <w:vAlign w:val="center"/>
+            <w:shd w:val="clear" w:color="auto" w:fill="FFFFFF"/>
+            <w:tcMar>
+              <w:top w:w="40" w:type="dxa"/>
+              <w:bottom w:w="40" w:type="dxa"/>
+              <w:left w:w="80" w:type="dxa"/>
+              <w:right w:w="80" w:type="dxa"/>
+            </w:tcMar>
+            <w:tcBorders>
+              <w:top w:val="single" w:sz="4" w:color="D0D7DE" w:space="0"/>
+              <w:left w:val="single" w:sz="4" w:color="D0D7DE" w:space="0"/>
+              <w:bottom w:val="single" w:sz="4" w:color="D0D7DE" w:space="0"/>
+              <w:right w:val="single" w:sz="4" w:color="D0D7DE" w:space="0"/>
+            </w:tcBorders>
+          </w:tcPr>
+          <w:p>
+            <w:pPr>
+              <w:spacing w:before="20" w:after="20"/>
+              <w:jc w:val="left"/>
+            </w:pPr>
+            <w:r>
+              <w:rPr>
+                <w:rFonts w:ascii="Calibri" w:hAnsi="Calibri"/>
+                <w:b w:val="0"/>
+                <w:i w:val="0"/>
+                <w:color w:val="222222"/>
+                <w:sz w:val="15"/>
+              </w:rPr>
+              <w:t>CATAHU KPA 2023</w:t>
+            </w:r>
+          </w:p>
+        </w:tc>
+      </w:tr>
+      <w:tr>
+        <w:tc>
+          <w:tcPr>
+            <w:tcW w:type="dxa" w:w="454"/>
+            <w:vAlign w:val="center"/>
+            <w:shd w:val="clear" w:color="auto" w:fill="F9FBF9"/>
+            <w:tcMar>
+              <w:top w:w="40" w:type="dxa"/>
+              <w:bottom w:w="40" w:type="dxa"/>
+              <w:left w:w="80" w:type="dxa"/>
+              <w:right w:w="80" w:type="dxa"/>
+            </w:tcMar>
+            <w:tcBorders>
+              <w:top w:val="single" w:sz="4" w:color="D0D7DE" w:space="0"/>
+              <w:left w:val="single" w:sz="4" w:color="D0D7DE" w:space="0"/>
+              <w:bottom w:val="single" w:sz="4" w:color="D0D7DE" w:space="0"/>
+              <w:right w:val="single" w:sz="4" w:color="D0D7DE" w:space="0"/>
+            </w:tcBorders>
+          </w:tcPr>
+          <w:p>
+            <w:pPr>
+              <w:spacing w:before="20" w:after="20"/>
+              <w:jc w:val="center"/>
+            </w:pPr>
+            <w:r>
+              <w:rPr>
+                <w:rFonts w:ascii="Calibri" w:hAnsi="Calibri"/>
+                <w:b w:val="0"/>
+                <w:i w:val="0"/>
+                <w:color w:val="222222"/>
+                <w:sz w:val="15"/>
+              </w:rPr>
+              <w:t>16</w:t>
+            </w:r>
+          </w:p>
+        </w:tc>
+        <w:tc>
+          <w:tcPr>
+            <w:tcW w:type="dxa" w:w="2551"/>
+            <w:vAlign w:val="center"/>
+            <w:shd w:val="clear" w:color="auto" w:fill="F9FBF9"/>
+            <w:tcMar>
+              <w:top w:w="40" w:type="dxa"/>
+              <w:bottom w:w="40" w:type="dxa"/>
+              <w:left w:w="80" w:type="dxa"/>
+              <w:right w:w="80" w:type="dxa"/>
+            </w:tcMar>
+            <w:tcBorders>
+              <w:top w:val="single" w:sz="4" w:color="D0D7DE" w:space="0"/>
+              <w:left w:val="single" w:sz="4" w:color="D0D7DE" w:space="0"/>
+              <w:bottom w:val="single" w:sz="4" w:color="D0D7DE" w:space="0"/>
+              <w:right w:val="single" w:sz="4" w:color="D0D7DE" w:space="0"/>
+            </w:tcBorders>
+          </w:tcPr>
+          <w:p>
+            <w:pPr>
+              <w:spacing w:before="20" w:after="20"/>
+              <w:jc w:val="left"/>
+            </w:pPr>
+            <w:r>
+              <w:rPr>
+                <w:rFonts w:ascii="Calibri" w:hAnsi="Calibri"/>
+                <w:b w:val="0"/>
+                <w:i w:val="0"/>
+                <w:color w:val="222222"/>
+                <w:sz w:val="15"/>
+              </w:rPr>
+              <w:t>Kriminalisasi Pembela HAM (Sosial 3)</w:t>
+            </w:r>
+          </w:p>
+        </w:tc>
+        <w:tc>
+          <w:tcPr>
+            <w:tcW w:type="dxa" w:w="2551"/>
+            <w:vAlign w:val="center"/>
+            <w:shd w:val="clear" w:color="auto" w:fill="F9FBF9"/>
+            <w:tcMar>
+              <w:top w:w="40" w:type="dxa"/>
+              <w:bottom w:w="40" w:type="dxa"/>
+              <w:left w:w="80" w:type="dxa"/>
+              <w:right w:w="80" w:type="dxa"/>
+            </w:tcMar>
+            <w:tcBorders>
+              <w:top w:val="single" w:sz="4" w:color="D0D7DE" w:space="0"/>
+              <w:left w:val="single" w:sz="4" w:color="D0D7DE" w:space="0"/>
+              <w:bottom w:val="single" w:sz="4" w:color="D0D7DE" w:space="0"/>
+              <w:right w:val="single" w:sz="4" w:color="D0D7DE" w:space="0"/>
+            </w:tcBorders>
+          </w:tcPr>
+          <w:p>
+            <w:pPr>
+              <w:spacing w:before="20" w:after="20"/>
+              <w:jc w:val="left"/>
+            </w:pPr>
+            <w:r>
+              <w:rPr>
+                <w:rFonts w:ascii="Calibri" w:hAnsi="Calibri"/>
+                <w:b w:val="0"/>
+                <w:i w:val="0"/>
+                <w:color w:val="222222"/>
+                <w:sz w:val="15"/>
+              </w:rPr>
+              <w:t>Serangan &amp; Penuntutan Hukum Warga/Aktivis</w:t>
+            </w:r>
+          </w:p>
+        </w:tc>
+        <w:tc>
+          <w:tcPr>
+            <w:tcW w:type="dxa" w:w="1247"/>
+            <w:vAlign w:val="center"/>
+            <w:shd w:val="clear" w:color="auto" w:fill="F9FBF9"/>
+            <w:tcMar>
+              <w:top w:w="40" w:type="dxa"/>
+              <w:bottom w:w="40" w:type="dxa"/>
+              <w:left w:w="80" w:type="dxa"/>
+              <w:right w:w="80" w:type="dxa"/>
+            </w:tcMar>
+            <w:tcBorders>
+              <w:top w:val="single" w:sz="4" w:color="D0D7DE" w:space="0"/>
+              <w:left w:val="single" w:sz="4" w:color="D0D7DE" w:space="0"/>
+              <w:bottom w:val="single" w:sz="4" w:color="D0D7DE" w:space="0"/>
+              <w:right w:val="single" w:sz="4" w:color="D0D7DE" w:space="0"/>
+            </w:tcBorders>
+          </w:tcPr>
+          <w:p>
+            <w:pPr>
+              <w:spacing w:before="20" w:after="20"/>
+              <w:jc w:val="center"/>
+            </w:pPr>
+            <w:r>
+              <w:rPr>
+                <w:rFonts w:ascii="Calibri" w:hAnsi="Calibri"/>
+                <w:b w:val="0"/>
+                <w:i w:val="0"/>
+                <w:color w:val="222222"/>
+                <w:sz w:val="15"/>
+              </w:rPr>
+              <w:t>Insiden</w:t>
+            </w:r>
+          </w:p>
+        </w:tc>
+        <w:tc>
+          <w:tcPr>
+            <w:tcW w:type="dxa" w:w="2835"/>
+            <w:vAlign w:val="center"/>
+            <w:shd w:val="clear" w:color="auto" w:fill="F9FBF9"/>
+            <w:tcMar>
+              <w:top w:w="40" w:type="dxa"/>
+              <w:bottom w:w="40" w:type="dxa"/>
+              <w:left w:w="80" w:type="dxa"/>
+              <w:right w:w="80" w:type="dxa"/>
+            </w:tcMar>
+            <w:tcBorders>
+              <w:top w:val="single" w:sz="4" w:color="D0D7DE" w:space="0"/>
+              <w:left w:val="single" w:sz="4" w:color="D0D7DE" w:space="0"/>
+              <w:bottom w:val="single" w:sz="4" w:color="D0D7DE" w:space="0"/>
+              <w:right w:val="single" w:sz="4" w:color="D0D7DE" w:space="0"/>
+            </w:tcBorders>
+          </w:tcPr>
+          <w:p>
+            <w:pPr>
+              <w:spacing w:before="20" w:after="20"/>
+              <w:jc w:val="left"/>
+            </w:pPr>
+            <w:r>
+              <w:rPr>
+                <w:rFonts w:ascii="Calibri" w:hAnsi="Calibri"/>
+                <w:b w:val="0"/>
+                <w:i w:val="0"/>
+                <w:color w:val="222222"/>
+                <w:sz w:val="15"/>
+              </w:rPr>
+              <w:t>Laporan Satya Bumi &amp; KPA</w:t>
+            </w:r>
+          </w:p>
+        </w:tc>
+      </w:tr>
+      <w:tr>
+        <w:tc>
+          <w:tcPr>
+            <w:tcW w:type="dxa" w:w="454"/>
+            <w:vAlign w:val="center"/>
+            <w:shd w:val="clear" w:color="auto" w:fill="FFFFFF"/>
+            <w:tcMar>
+              <w:top w:w="40" w:type="dxa"/>
+              <w:bottom w:w="40" w:type="dxa"/>
+              <w:left w:w="80" w:type="dxa"/>
+              <w:right w:w="80" w:type="dxa"/>
+            </w:tcMar>
+            <w:tcBorders>
+              <w:top w:val="single" w:sz="4" w:color="D0D7DE" w:space="0"/>
+              <w:left w:val="single" w:sz="4" w:color="D0D7DE" w:space="0"/>
+              <w:bottom w:val="single" w:sz="4" w:color="D0D7DE" w:space="0"/>
+              <w:right w:val="single" w:sz="4" w:color="D0D7DE" w:space="0"/>
+            </w:tcBorders>
+          </w:tcPr>
+          <w:p>
+            <w:pPr>
+              <w:spacing w:before="20" w:after="20"/>
+              <w:jc w:val="center"/>
+            </w:pPr>
+            <w:r>
+              <w:rPr>
+                <w:rFonts w:ascii="Calibri" w:hAnsi="Calibri"/>
+                <w:b w:val="0"/>
+                <w:i w:val="0"/>
+                <w:color w:val="222222"/>
+                <w:sz w:val="15"/>
+              </w:rPr>
+              <w:t>17</w:t>
+            </w:r>
+          </w:p>
+        </w:tc>
+        <w:tc>
+          <w:tcPr>
+            <w:tcW w:type="dxa" w:w="2551"/>
+            <w:vAlign w:val="center"/>
+            <w:shd w:val="clear" w:color="auto" w:fill="FFFFFF"/>
+            <w:tcMar>
+              <w:top w:w="40" w:type="dxa"/>
+              <w:bottom w:w="40" w:type="dxa"/>
+              <w:left w:w="80" w:type="dxa"/>
+              <w:right w:w="80" w:type="dxa"/>
+            </w:tcMar>
+            <w:tcBorders>
+              <w:top w:val="single" w:sz="4" w:color="D0D7DE" w:space="0"/>
+              <w:left w:val="single" w:sz="4" w:color="D0D7DE" w:space="0"/>
+              <w:bottom w:val="single" w:sz="4" w:color="D0D7DE" w:space="0"/>
+              <w:right w:val="single" w:sz="4" w:color="D0D7DE" w:space="0"/>
+            </w:tcBorders>
+          </w:tcPr>
+          <w:p>
+            <w:pPr>
+              <w:spacing w:before="20" w:after="20"/>
+              <w:jc w:val="left"/>
+            </w:pPr>
+            <w:r>
+              <w:rPr>
+                <w:rFonts w:ascii="Calibri" w:hAnsi="Calibri"/>
+                <w:b w:val="0"/>
+                <w:i w:val="0"/>
+                <w:color w:val="222222"/>
+                <w:sz w:val="15"/>
+              </w:rPr>
+              <w:t>Defisit Sarana Faskes SPA (Sosial 4)</w:t>
+            </w:r>
+          </w:p>
+        </w:tc>
+        <w:tc>
+          <w:tcPr>
+            <w:tcW w:type="dxa" w:w="2551"/>
+            <w:vAlign w:val="center"/>
+            <w:shd w:val="clear" w:color="auto" w:fill="FFFFFF"/>
+            <w:tcMar>
+              <w:top w:w="40" w:type="dxa"/>
+              <w:bottom w:w="40" w:type="dxa"/>
+              <w:left w:w="80" w:type="dxa"/>
+              <w:right w:w="80" w:type="dxa"/>
+            </w:tcMar>
+            <w:tcBorders>
+              <w:top w:val="single" w:sz="4" w:color="D0D7DE" w:space="0"/>
+              <w:left w:val="single" w:sz="4" w:color="D0D7DE" w:space="0"/>
+              <w:bottom w:val="single" w:sz="4" w:color="D0D7DE" w:space="0"/>
+              <w:right w:val="single" w:sz="4" w:color="D0D7DE" w:space="0"/>
+            </w:tcBorders>
+          </w:tcPr>
+          <w:p>
+            <w:pPr>
+              <w:spacing w:before="20" w:after="20"/>
+              <w:jc w:val="left"/>
+            </w:pPr>
+            <w:r>
+              <w:rPr>
+                <w:rFonts w:ascii="Calibri" w:hAnsi="Calibri"/>
+                <w:b w:val="0"/>
+                <w:i w:val="0"/>
+                <w:color w:val="222222"/>
+                <w:sz w:val="15"/>
+              </w:rPr>
+              <w:t>Kesenjangan Pemenuhan Standar Puskesmas</w:t>
+            </w:r>
+          </w:p>
+        </w:tc>
+        <w:tc>
+          <w:tcPr>
+            <w:tcW w:type="dxa" w:w="1247"/>
+            <w:vAlign w:val="center"/>
+            <w:shd w:val="clear" w:color="auto" w:fill="FFFFFF"/>
+            <w:tcMar>
+              <w:top w:w="40" w:type="dxa"/>
+              <w:bottom w:w="40" w:type="dxa"/>
+              <w:left w:w="80" w:type="dxa"/>
+              <w:right w:w="80" w:type="dxa"/>
+            </w:tcMar>
+            <w:tcBorders>
+              <w:top w:val="single" w:sz="4" w:color="D0D7DE" w:space="0"/>
+              <w:left w:val="single" w:sz="4" w:color="D0D7DE" w:space="0"/>
+              <w:bottom w:val="single" w:sz="4" w:color="D0D7DE" w:space="0"/>
+              <w:right w:val="single" w:sz="4" w:color="D0D7DE" w:space="0"/>
+            </w:tcBorders>
+          </w:tcPr>
+          <w:p>
+            <w:pPr>
+              <w:spacing w:before="20" w:after="20"/>
+              <w:jc w:val="center"/>
+            </w:pPr>
+            <w:r>
+              <w:rPr>
+                <w:rFonts w:ascii="Calibri" w:hAnsi="Calibri"/>
+                <w:b w:val="0"/>
+                <w:i w:val="0"/>
+                <w:color w:val="222222"/>
+                <w:sz w:val="15"/>
+              </w:rPr>
+              <w:t>Persen Kesenjangan (%)</w:t>
+            </w:r>
+          </w:p>
+        </w:tc>
+        <w:tc>
+          <w:tcPr>
+            <w:tcW w:type="dxa" w:w="2835"/>
+            <w:vAlign w:val="center"/>
+            <w:shd w:val="clear" w:color="auto" w:fill="FFFFFF"/>
+            <w:tcMar>
+              <w:top w:w="40" w:type="dxa"/>
+              <w:bottom w:w="40" w:type="dxa"/>
+              <w:left w:w="80" w:type="dxa"/>
+              <w:right w:w="80" w:type="dxa"/>
+            </w:tcMar>
+            <w:tcBorders>
+              <w:top w:val="single" w:sz="4" w:color="D0D7DE" w:space="0"/>
+              <w:left w:val="single" w:sz="4" w:color="D0D7DE" w:space="0"/>
+              <w:bottom w:val="single" w:sz="4" w:color="D0D7DE" w:space="0"/>
+              <w:right w:val="single" w:sz="4" w:color="D0D7DE" w:space="0"/>
+            </w:tcBorders>
+          </w:tcPr>
+          <w:p>
+            <w:pPr>
+              <w:spacing w:before="20" w:after="20"/>
+              <w:jc w:val="left"/>
+            </w:pPr>
+            <w:r>
+              <w:rPr>
+                <w:rFonts w:ascii="Calibri" w:hAnsi="Calibri"/>
+                <w:b w:val="0"/>
+                <w:i w:val="0"/>
+                <w:color w:val="222222"/>
+                <w:sz w:val="15"/>
+              </w:rPr>
+              <w:t>ASPAK Kemenkes &amp; Permenkes 6/2024</w:t>
+            </w:r>
+          </w:p>
+        </w:tc>
+      </w:tr>
+      <w:tr>
+        <w:tc>
+          <w:tcPr>
+            <w:tcW w:type="dxa" w:w="454"/>
+            <w:vAlign w:val="center"/>
+            <w:shd w:val="clear" w:color="auto" w:fill="F9FBF9"/>
+            <w:tcMar>
+              <w:top w:w="40" w:type="dxa"/>
+              <w:bottom w:w="40" w:type="dxa"/>
+              <w:left w:w="80" w:type="dxa"/>
+              <w:right w:w="80" w:type="dxa"/>
+            </w:tcMar>
+            <w:tcBorders>
+              <w:top w:val="single" w:sz="4" w:color="D0D7DE" w:space="0"/>
+              <w:left w:val="single" w:sz="4" w:color="D0D7DE" w:space="0"/>
+              <w:bottom w:val="single" w:sz="4" w:color="D0D7DE" w:space="0"/>
+              <w:right w:val="single" w:sz="4" w:color="D0D7DE" w:space="0"/>
+            </w:tcBorders>
+          </w:tcPr>
+          <w:p>
+            <w:pPr>
+              <w:spacing w:before="20" w:after="20"/>
+              <w:jc w:val="center"/>
+            </w:pPr>
+            <w:r>
+              <w:rPr>
+                <w:rFonts w:ascii="Calibri" w:hAnsi="Calibri"/>
+                <w:b w:val="0"/>
+                <w:i w:val="0"/>
+                <w:color w:val="222222"/>
+                <w:sz w:val="15"/>
+              </w:rPr>
+              <w:t>18</w:t>
+            </w:r>
+          </w:p>
+        </w:tc>
+        <w:tc>
+          <w:tcPr>
+            <w:tcW w:type="dxa" w:w="2551"/>
+            <w:vAlign w:val="center"/>
+            <w:shd w:val="clear" w:color="auto" w:fill="F9FBF9"/>
+            <w:tcMar>
+              <w:top w:w="40" w:type="dxa"/>
+              <w:bottom w:w="40" w:type="dxa"/>
+              <w:left w:w="80" w:type="dxa"/>
+              <w:right w:w="80" w:type="dxa"/>
+            </w:tcMar>
+            <w:tcBorders>
+              <w:top w:val="single" w:sz="4" w:color="D0D7DE" w:space="0"/>
+              <w:left w:val="single" w:sz="4" w:color="D0D7DE" w:space="0"/>
+              <w:bottom w:val="single" w:sz="4" w:color="D0D7DE" w:space="0"/>
+              <w:right w:val="single" w:sz="4" w:color="D0D7DE" w:space="0"/>
+            </w:tcBorders>
+          </w:tcPr>
+          <w:p>
+            <w:pPr>
+              <w:spacing w:before="20" w:after="20"/>
+              <w:jc w:val="left"/>
+            </w:pPr>
+            <w:r>
+              <w:rPr>
+                <w:rFonts w:ascii="Calibri" w:hAnsi="Calibri"/>
+                <w:b w:val="0"/>
+                <w:i w:val="0"/>
+                <w:color w:val="222222"/>
+                <w:sz w:val="15"/>
+              </w:rPr>
+              <w:t>Obral Perizinan IUP Baru (Veto 1)</w:t>
+            </w:r>
+          </w:p>
+        </w:tc>
+        <w:tc>
+          <w:tcPr>
+            <w:tcW w:type="dxa" w:w="2551"/>
+            <w:vAlign w:val="center"/>
+            <w:shd w:val="clear" w:color="auto" w:fill="F9FBF9"/>
+            <w:tcMar>
+              <w:top w:w="40" w:type="dxa"/>
+              <w:bottom w:w="40" w:type="dxa"/>
+              <w:left w:w="80" w:type="dxa"/>
+              <w:right w:w="80" w:type="dxa"/>
+            </w:tcMar>
+            <w:tcBorders>
+              <w:top w:val="single" w:sz="4" w:color="D0D7DE" w:space="0"/>
+              <w:left w:val="single" w:sz="4" w:color="D0D7DE" w:space="0"/>
+              <w:bottom w:val="single" w:sz="4" w:color="D0D7DE" w:space="0"/>
+              <w:right w:val="single" w:sz="4" w:color="D0D7DE" w:space="0"/>
+            </w:tcBorders>
+          </w:tcPr>
+          <w:p>
+            <w:pPr>
+              <w:spacing w:before="20" w:after="20"/>
+              <w:jc w:val="left"/>
+            </w:pPr>
+            <w:r>
+              <w:rPr>
+                <w:rFonts w:ascii="Calibri" w:hAnsi="Calibri"/>
+                <w:b w:val="0"/>
+                <w:i w:val="0"/>
+                <w:color w:val="222222"/>
+                <w:sz w:val="15"/>
+              </w:rPr>
+              <w:t>Penerbitan IUP Baru di Zona Kritis Ekologis</w:t>
+            </w:r>
+          </w:p>
+        </w:tc>
+        <w:tc>
+          <w:tcPr>
+            <w:tcW w:type="dxa" w:w="1247"/>
+            <w:vAlign w:val="center"/>
+            <w:shd w:val="clear" w:color="auto" w:fill="F9FBF9"/>
+            <w:tcMar>
+              <w:top w:w="40" w:type="dxa"/>
+              <w:bottom w:w="40" w:type="dxa"/>
+              <w:left w:w="80" w:type="dxa"/>
+              <w:right w:w="80" w:type="dxa"/>
+            </w:tcMar>
+            <w:tcBorders>
+              <w:top w:val="single" w:sz="4" w:color="D0D7DE" w:space="0"/>
+              <w:left w:val="single" w:sz="4" w:color="D0D7DE" w:space="0"/>
+              <w:bottom w:val="single" w:sz="4" w:color="D0D7DE" w:space="0"/>
+              <w:right w:val="single" w:sz="4" w:color="D0D7DE" w:space="0"/>
+            </w:tcBorders>
+          </w:tcPr>
+          <w:p>
+            <w:pPr>
+              <w:spacing w:before="20" w:after="20"/>
+              <w:jc w:val="center"/>
+            </w:pPr>
+            <w:r>
+              <w:rPr>
+                <w:rFonts w:ascii="Calibri" w:hAnsi="Calibri"/>
+                <w:b w:val="0"/>
+                <w:i w:val="0"/>
+                <w:color w:val="222222"/>
+                <w:sz w:val="15"/>
+              </w:rPr>
+              <w:t>Unit Izin</w:t>
+            </w:r>
+          </w:p>
+        </w:tc>
+        <w:tc>
+          <w:tcPr>
+            <w:tcW w:type="dxa" w:w="2835"/>
+            <w:vAlign w:val="center"/>
+            <w:shd w:val="clear" w:color="auto" w:fill="F9FBF9"/>
+            <w:tcMar>
+              <w:top w:w="40" w:type="dxa"/>
+              <w:bottom w:w="40" w:type="dxa"/>
+              <w:left w:w="80" w:type="dxa"/>
+              <w:right w:w="80" w:type="dxa"/>
+            </w:tcMar>
+            <w:tcBorders>
+              <w:top w:val="single" w:sz="4" w:color="D0D7DE" w:space="0"/>
+              <w:left w:val="single" w:sz="4" w:color="D0D7DE" w:space="0"/>
+              <w:bottom w:val="single" w:sz="4" w:color="D0D7DE" w:space="0"/>
+              <w:right w:val="single" w:sz="4" w:color="D0D7DE" w:space="0"/>
+            </w:tcBorders>
+          </w:tcPr>
+          <w:p>
+            <w:pPr>
+              <w:spacing w:before="20" w:after="20"/>
+              <w:jc w:val="left"/>
+            </w:pPr>
+            <w:r>
+              <w:rPr>
+                <w:rFonts w:ascii="Calibri" w:hAnsi="Calibri"/>
+                <w:b w:val="0"/>
+                <w:i w:val="0"/>
+                <w:color w:val="222222"/>
+                <w:sz w:val="15"/>
+              </w:rPr>
+              <w:t>Data Registry Ditjen Minerba ESDM</w:t>
+            </w:r>
+          </w:p>
+        </w:tc>
+      </w:tr>
+      <w:tr>
+        <w:tc>
+          <w:tcPr>
+            <w:tcW w:type="dxa" w:w="454"/>
+            <w:vAlign w:val="center"/>
+            <w:shd w:val="clear" w:color="auto" w:fill="FFFFFF"/>
+            <w:tcMar>
+              <w:top w:w="40" w:type="dxa"/>
+              <w:bottom w:w="40" w:type="dxa"/>
+              <w:left w:w="80" w:type="dxa"/>
+              <w:right w:w="80" w:type="dxa"/>
+            </w:tcMar>
+            <w:tcBorders>
+              <w:top w:val="single" w:sz="4" w:color="D0D7DE" w:space="0"/>
+              <w:left w:val="single" w:sz="4" w:color="D0D7DE" w:space="0"/>
+              <w:bottom w:val="single" w:sz="4" w:color="D0D7DE" w:space="0"/>
+              <w:right w:val="single" w:sz="4" w:color="D0D7DE" w:space="0"/>
+            </w:tcBorders>
+          </w:tcPr>
+          <w:p>
+            <w:pPr>
+              <w:spacing w:before="20" w:after="20"/>
+              <w:jc w:val="center"/>
+            </w:pPr>
+            <w:r>
+              <w:rPr>
+                <w:rFonts w:ascii="Calibri" w:hAnsi="Calibri"/>
+                <w:b w:val="0"/>
+                <w:i w:val="0"/>
+                <w:color w:val="222222"/>
+                <w:sz w:val="15"/>
+              </w:rPr>
+              <w:t>19</w:t>
+            </w:r>
+          </w:p>
+        </w:tc>
+        <w:tc>
+          <w:tcPr>
+            <w:tcW w:type="dxa" w:w="2551"/>
+            <w:vAlign w:val="center"/>
+            <w:shd w:val="clear" w:color="auto" w:fill="FFFFFF"/>
+            <w:tcMar>
+              <w:top w:w="40" w:type="dxa"/>
+              <w:bottom w:w="40" w:type="dxa"/>
+              <w:left w:w="80" w:type="dxa"/>
+              <w:right w:w="80" w:type="dxa"/>
+            </w:tcMar>
+            <w:tcBorders>
+              <w:top w:val="single" w:sz="4" w:color="D0D7DE" w:space="0"/>
+              <w:left w:val="single" w:sz="4" w:color="D0D7DE" w:space="0"/>
+              <w:bottom w:val="single" w:sz="4" w:color="D0D7DE" w:space="0"/>
+              <w:right w:val="single" w:sz="4" w:color="D0D7DE" w:space="0"/>
+            </w:tcBorders>
+          </w:tcPr>
+          <w:p>
+            <w:pPr>
+              <w:spacing w:before="20" w:after="20"/>
+              <w:jc w:val="left"/>
+            </w:pPr>
+            <w:r>
+              <w:rPr>
+                <w:rFonts w:ascii="Calibri" w:hAnsi="Calibri"/>
+                <w:b w:val="0"/>
+                <w:i w:val="0"/>
+                <w:color w:val="222222"/>
+                <w:sz w:val="15"/>
+              </w:rPr>
+              <w:t>Impunitas Tambang Ilegal (Veto 2)</w:t>
+            </w:r>
+          </w:p>
+        </w:tc>
+        <w:tc>
+          <w:tcPr>
+            <w:tcW w:type="dxa" w:w="2551"/>
+            <w:vAlign w:val="center"/>
+            <w:shd w:val="clear" w:color="auto" w:fill="FFFFFF"/>
+            <w:tcMar>
+              <w:top w:w="40" w:type="dxa"/>
+              <w:bottom w:w="40" w:type="dxa"/>
+              <w:left w:w="80" w:type="dxa"/>
+              <w:right w:w="80" w:type="dxa"/>
+            </w:tcMar>
+            <w:tcBorders>
+              <w:top w:val="single" w:sz="4" w:color="D0D7DE" w:space="0"/>
+              <w:left w:val="single" w:sz="4" w:color="D0D7DE" w:space="0"/>
+              <w:bottom w:val="single" w:sz="4" w:color="D0D7DE" w:space="0"/>
+              <w:right w:val="single" w:sz="4" w:color="D0D7DE" w:space="0"/>
+            </w:tcBorders>
+          </w:tcPr>
+          <w:p>
+            <w:pPr>
+              <w:spacing w:before="20" w:after="20"/>
+              <w:jc w:val="left"/>
+            </w:pPr>
+            <w:r>
+              <w:rPr>
+                <w:rFonts w:ascii="Calibri" w:hAnsi="Calibri"/>
+                <w:b w:val="0"/>
+                <w:i w:val="0"/>
+                <w:color w:val="222222"/>
+                <w:sz w:val="15"/>
+              </w:rPr>
+              <w:t>Pembiaran Korporasi Pelanggar Tata Ruang</w:t>
+            </w:r>
+          </w:p>
+        </w:tc>
+        <w:tc>
+          <w:tcPr>
+            <w:tcW w:type="dxa" w:w="1247"/>
+            <w:vAlign w:val="center"/>
+            <w:shd w:val="clear" w:color="auto" w:fill="FFFFFF"/>
+            <w:tcMar>
+              <w:top w:w="40" w:type="dxa"/>
+              <w:bottom w:w="40" w:type="dxa"/>
+              <w:left w:w="80" w:type="dxa"/>
+              <w:right w:w="80" w:type="dxa"/>
+            </w:tcMar>
+            <w:tcBorders>
+              <w:top w:val="single" w:sz="4" w:color="D0D7DE" w:space="0"/>
+              <w:left w:val="single" w:sz="4" w:color="D0D7DE" w:space="0"/>
+              <w:bottom w:val="single" w:sz="4" w:color="D0D7DE" w:space="0"/>
+              <w:right w:val="single" w:sz="4" w:color="D0D7DE" w:space="0"/>
+            </w:tcBorders>
+          </w:tcPr>
+          <w:p>
+            <w:pPr>
+              <w:spacing w:before="20" w:after="20"/>
+              <w:jc w:val="center"/>
+            </w:pPr>
+            <w:r>
+              <w:rPr>
+                <w:rFonts w:ascii="Calibri" w:hAnsi="Calibri"/>
+                <w:b w:val="0"/>
+                <w:i w:val="0"/>
+                <w:color w:val="222222"/>
+                <w:sz w:val="15"/>
+              </w:rPr>
+              <w:t>Korporasi</w:t>
+            </w:r>
+          </w:p>
+        </w:tc>
+        <w:tc>
+          <w:tcPr>
+            <w:tcW w:type="dxa" w:w="2835"/>
+            <w:vAlign w:val="center"/>
+            <w:shd w:val="clear" w:color="auto" w:fill="FFFFFF"/>
+            <w:tcMar>
+              <w:top w:w="40" w:type="dxa"/>
+              <w:bottom w:w="40" w:type="dxa"/>
+              <w:left w:w="80" w:type="dxa"/>
+              <w:right w:w="80" w:type="dxa"/>
+            </w:tcMar>
+            <w:tcBorders>
+              <w:top w:val="single" w:sz="4" w:color="D0D7DE" w:space="0"/>
+              <w:left w:val="single" w:sz="4" w:color="D0D7DE" w:space="0"/>
+              <w:bottom w:val="single" w:sz="4" w:color="D0D7DE" w:space="0"/>
+              <w:right w:val="single" w:sz="4" w:color="D0D7DE" w:space="0"/>
+            </w:tcBorders>
+          </w:tcPr>
+          <w:p>
+            <w:pPr>
+              <w:spacing w:before="20" w:after="20"/>
+              <w:jc w:val="left"/>
+            </w:pPr>
+            <w:r>
+              <w:rPr>
+                <w:rFonts w:ascii="Calibri" w:hAnsi="Calibri"/>
+                <w:b w:val="0"/>
+                <w:i w:val="0"/>
+                <w:color w:val="222222"/>
+                <w:sz w:val="15"/>
+              </w:rPr>
+              <w:t>Catatan Akhir Tahun (CATAHU) KPA</w:t>
+            </w:r>
+          </w:p>
+        </w:tc>
+      </w:tr>
+      <w:tr>
+        <w:tc>
+          <w:tcPr>
+            <w:tcW w:type="dxa" w:w="454"/>
+            <w:vAlign w:val="center"/>
+            <w:shd w:val="clear" w:color="auto" w:fill="F9FBF9"/>
+            <w:tcMar>
+              <w:top w:w="40" w:type="dxa"/>
+              <w:bottom w:w="40" w:type="dxa"/>
+              <w:left w:w="80" w:type="dxa"/>
+              <w:right w:w="80" w:type="dxa"/>
+            </w:tcMar>
+            <w:tcBorders>
+              <w:top w:val="single" w:sz="4" w:color="D0D7DE" w:space="0"/>
+              <w:left w:val="single" w:sz="4" w:color="D0D7DE" w:space="0"/>
+              <w:bottom w:val="single" w:sz="4" w:color="D0D7DE" w:space="0"/>
+              <w:right w:val="single" w:sz="4" w:color="D0D7DE" w:space="0"/>
+            </w:tcBorders>
+          </w:tcPr>
+          <w:p>
+            <w:pPr>
+              <w:spacing w:before="20" w:after="20"/>
+              <w:jc w:val="center"/>
+            </w:pPr>
+            <w:r>
+              <w:rPr>
+                <w:rFonts w:ascii="Calibri" w:hAnsi="Calibri"/>
+                <w:b w:val="0"/>
+                <w:i w:val="0"/>
+                <w:color w:val="222222"/>
+                <w:sz w:val="15"/>
+              </w:rPr>
+              <w:t>20</w:t>
+            </w:r>
+          </w:p>
+        </w:tc>
+        <w:tc>
+          <w:tcPr>
+            <w:tcW w:type="dxa" w:w="2551"/>
+            <w:vAlign w:val="center"/>
+            <w:shd w:val="clear" w:color="auto" w:fill="F9FBF9"/>
+            <w:tcMar>
+              <w:top w:w="40" w:type="dxa"/>
+              <w:bottom w:w="40" w:type="dxa"/>
+              <w:left w:w="80" w:type="dxa"/>
+              <w:right w:w="80" w:type="dxa"/>
+            </w:tcMar>
+            <w:tcBorders>
+              <w:top w:val="single" w:sz="4" w:color="D0D7DE" w:space="0"/>
+              <w:left w:val="single" w:sz="4" w:color="D0D7DE" w:space="0"/>
+              <w:bottom w:val="single" w:sz="4" w:color="D0D7DE" w:space="0"/>
+              <w:right w:val="single" w:sz="4" w:color="D0D7DE" w:space="0"/>
+            </w:tcBorders>
+          </w:tcPr>
+          <w:p>
+            <w:pPr>
+              <w:spacing w:before="20" w:after="20"/>
+              <w:jc w:val="left"/>
+            </w:pPr>
+            <w:r>
+              <w:rPr>
+                <w:rFonts w:ascii="Calibri" w:hAnsi="Calibri"/>
+                <w:b w:val="0"/>
+                <w:i w:val="0"/>
+                <w:color w:val="222222"/>
+                <w:sz w:val="15"/>
+              </w:rPr>
+              <w:t>Ekspansi PLTU Captive (Veto 3)</w:t>
+            </w:r>
+          </w:p>
+        </w:tc>
+        <w:tc>
+          <w:tcPr>
+            <w:tcW w:type="dxa" w:w="2551"/>
+            <w:vAlign w:val="center"/>
+            <w:shd w:val="clear" w:color="auto" w:fill="F9FBF9"/>
+            <w:tcMar>
+              <w:top w:w="40" w:type="dxa"/>
+              <w:bottom w:w="40" w:type="dxa"/>
+              <w:left w:w="80" w:type="dxa"/>
+              <w:right w:w="80" w:type="dxa"/>
+            </w:tcMar>
+            <w:tcBorders>
+              <w:top w:val="single" w:sz="4" w:color="D0D7DE" w:space="0"/>
+              <w:left w:val="single" w:sz="4" w:color="D0D7DE" w:space="0"/>
+              <w:bottom w:val="single" w:sz="4" w:color="D0D7DE" w:space="0"/>
+              <w:right w:val="single" w:sz="4" w:color="D0D7DE" w:space="0"/>
+            </w:tcBorders>
+          </w:tcPr>
+          <w:p>
+            <w:pPr>
+              <w:spacing w:before="20" w:after="20"/>
+              <w:jc w:val="left"/>
+            </w:pPr>
+            <w:r>
+              <w:rPr>
+                <w:rFonts w:ascii="Calibri" w:hAnsi="Calibri"/>
+                <w:b w:val="0"/>
+                <w:i w:val="0"/>
+                <w:color w:val="222222"/>
+                <w:sz w:val="15"/>
+              </w:rPr>
+              <w:t>Pemberian Izin PLTU Batubara Off-Grid</w:t>
+            </w:r>
+          </w:p>
+        </w:tc>
+        <w:tc>
+          <w:tcPr>
+            <w:tcW w:type="dxa" w:w="1247"/>
+            <w:vAlign w:val="center"/>
+            <w:shd w:val="clear" w:color="auto" w:fill="F9FBF9"/>
+            <w:tcMar>
+              <w:top w:w="40" w:type="dxa"/>
+              <w:bottom w:w="40" w:type="dxa"/>
+              <w:left w:w="80" w:type="dxa"/>
+              <w:right w:w="80" w:type="dxa"/>
+            </w:tcMar>
+            <w:tcBorders>
+              <w:top w:val="single" w:sz="4" w:color="D0D7DE" w:space="0"/>
+              <w:left w:val="single" w:sz="4" w:color="D0D7DE" w:space="0"/>
+              <w:bottom w:val="single" w:sz="4" w:color="D0D7DE" w:space="0"/>
+              <w:right w:val="single" w:sz="4" w:color="D0D7DE" w:space="0"/>
+            </w:tcBorders>
+          </w:tcPr>
+          <w:p>
+            <w:pPr>
+              <w:spacing w:before="20" w:after="20"/>
+              <w:jc w:val="center"/>
+            </w:pPr>
+            <w:r>
+              <w:rPr>
+                <w:rFonts w:ascii="Calibri" w:hAnsi="Calibri"/>
+                <w:b w:val="0"/>
+                <w:i w:val="0"/>
+                <w:color w:val="222222"/>
+                <w:sz w:val="15"/>
+              </w:rPr>
+              <w:t>Megawatt (MW)</w:t>
+            </w:r>
+          </w:p>
+        </w:tc>
+        <w:tc>
+          <w:tcPr>
+            <w:tcW w:type="dxa" w:w="2835"/>
+            <w:vAlign w:val="center"/>
+            <w:shd w:val="clear" w:color="auto" w:fill="F9FBF9"/>
+            <w:tcMar>
+              <w:top w:w="40" w:type="dxa"/>
+              <w:bottom w:w="40" w:type="dxa"/>
+              <w:left w:w="80" w:type="dxa"/>
+              <w:right w:w="80" w:type="dxa"/>
+            </w:tcMar>
+            <w:tcBorders>
+              <w:top w:val="single" w:sz="4" w:color="D0D7DE" w:space="0"/>
+              <w:left w:val="single" w:sz="4" w:color="D0D7DE" w:space="0"/>
+              <w:bottom w:val="single" w:sz="4" w:color="D0D7DE" w:space="0"/>
+              <w:right w:val="single" w:sz="4" w:color="D0D7DE" w:space="0"/>
+            </w:tcBorders>
+          </w:tcPr>
+          <w:p>
+            <w:pPr>
+              <w:spacing w:before="20" w:after="20"/>
+              <w:jc w:val="left"/>
+            </w:pPr>
+            <w:r>
+              <w:rPr>
+                <w:rFonts w:ascii="Calibri" w:hAnsi="Calibri"/>
+                <w:b w:val="0"/>
+                <w:i w:val="0"/>
+                <w:color w:val="222222"/>
+                <w:sz w:val="15"/>
+              </w:rPr>
+              <w:t>Global Energy Monitor (GEM 2023)</w:t>
             </w:r>
           </w:p>
         </w:tc>

--- a/tools/report_metodologi/bab_6/Metodologi_Bab6_Pulau_Audit_D3TLH_Compact.docx
+++ b/tools/report_metodologi/bab_6/Metodologi_Bab6_Pulau_Audit_D3TLH_Compact.docx
@@ -2263,7 +2263,7 @@
                 <w:color w:val="222222"/>
                 <w:sz w:val="15"/>
               </w:rPr>
-              <w:t>Akumulasi Timbulan Tailing Dam vs AMDAL</w:t>
+              <w:t>Akumulasi Timbulan Tailing Dam &amp; Slag</w:t>
             </w:r>
           </w:p>
         </w:tc>
@@ -2333,7 +2333,7 @@
                 <w:color w:val="222222"/>
                 <w:sz w:val="15"/>
               </w:rPr>
-              <w:t>Amdal PT HPI-IMIP &amp; AEER 2020</w:t>
+              <w:t>PT HPI-IMIP &amp; AEER 2020</w:t>
             </w:r>
           </w:p>
         </w:tc>
